--- a/eng/docx/36.content.docx
+++ b/eng/docx/36.content.docx
@@ -19,7 +19,7 @@
         <w:rPr>
           <w:lang w:val="en_US" w:bidi="en_US"/>
         </w:rPr>
-        <w:t>Resource: Study Notes - Book Intros (Tyndale)</w:t>
+        <w:t>Resource: Tyndale Open Study Notes</w:t>
       </w:r>
       <w:r>
         <w:rPr>
@@ -112,7 +112,7 @@
         <w:rPr>
           <w:lang w:val="en_US" w:bidi="en_US"/>
         </w:rPr>
-        <w:t>Study Notes - Book Intros (Tyndale)</w:t>
+        <w:t>Tyndale Open Study Notes</w:t>
       </w:r>
     </w:p>
     <w:p>

--- a/eng/docx/36.content.docx
+++ b/eng/docx/36.content.docx
@@ -231,7 +231,31 @@
         <w:rPr>
           <w:lang w:val="en_US" w:bidi="en_US"/>
         </w:rPr>
-        <w:t>“That terrible day of the Lord is near. . . . It will be … a day of ruin and desolation, a day of darkness and gloom” (</w:t>
+        <w:t>“</w:t>
+      </w:r>
+      <w:r>
+        <w:rPr>
+          <w:lang w:val="en_US" w:bidi="en_US"/>
+        </w:rPr>
+        <w:t>The great Day of the LORD is near …</w:t>
+      </w:r>
+      <w:r>
+        <w:rPr>
+          <w:lang w:val="en_US" w:bidi="en_US"/>
+        </w:rPr>
+        <w:t xml:space="preserve"> </w:t>
+      </w:r>
+      <w:r>
+        <w:rPr>
+          <w:lang w:val="en_US" w:bidi="en_US"/>
+        </w:rPr>
+        <w:t>That day will be … a day of destruction and desolation, a day of darkness and gloom…</w:t>
+      </w:r>
+      <w:r>
+        <w:rPr>
+          <w:lang w:val="en_US" w:bidi="en_US"/>
+        </w:rPr>
+        <w:t>” (</w:t>
       </w:r>
       <w:hyperlink r:id="rId13">
         <w:r>
@@ -242,14 +266,14 @@
             <w:color w:val="0000EE"/>
             <w:u w:val="single"/>
           </w:rPr>
-          <w:t>Zeph 1:14–15</w:t>
-        </w:r>
-      </w:hyperlink>
-      <w:r>
-        <w:rPr>
-          <w:lang w:val="en_US" w:bidi="en_US"/>
-        </w:rPr>
-        <w:t>). Zephaniah’s words send a chill through the soul. Will the day of the Lord spell the end to everything? Zephaniah’s prophecy portrays the coming judgment, but it also presents God’s promise that his faithful people will one day enjoy a world of everlasting righteousness and joy.</w:t>
+          <w:t>Zephaniah 1:14–15</w:t>
+        </w:r>
+      </w:hyperlink>
+      <w:r>
+        <w:rPr>
+          <w:lang w:val="en_US" w:bidi="en_US"/>
+        </w:rPr>
+        <w:t>). Zephaniah’s words are frightening. Will the day of the LORD mean the end of everything? Zephaniah’s prophecy describes God’s coming judgment. But it also gives a promise. One day, God’s faithful people will live in a world full of righteousness and joy forever.</w:t>
       </w:r>
     </w:p>
     <w:p>
@@ -274,7 +298,7 @@
         <w:rPr>
           <w:lang w:val="en_US" w:bidi="en_US"/>
         </w:rPr>
-        <w:t>Zephaniah lived in changing times. Toward the end of Assyrian king Ashurbanipal’s last military campaigns, King Amon apparently led Judah to participate in the widespread anti-Assyrian uprising that took place in many of the western countries of the Near East. Since Ashurbanipal moved swiftly to crush the rebellion, Judah’s leaders assassinated Amon (around 640 BC) and replaced him with his son Josiah.</w:t>
+        <w:t>Zephaniah lived during a time of great change. Near the end of the Assyrian king Ashurbanipal’s last military campaigns, King Amon apparently led Judah in a large revolt against Assyria. Many countries west of Assyria took part in this revolt. Ashurbanipal acted quickly to stop it. Soon after this, Judah’s leaders killed Amon around 640 BC. They made his son Josiah king in his place.</w:t>
       </w:r>
     </w:p>
     <w:p>
@@ -288,7 +312,7 @@
         <w:rPr>
           <w:lang w:val="en_US" w:bidi="en_US"/>
         </w:rPr>
-        <w:t>Josiah was only eight years old when he became king of Judah. He enjoyed a long reign (640–609 BC) as a righteous king. In the eighteenth year of his reign, while repairs were being made to the Temple, a scroll of the Book of the Law was found (</w:t>
+        <w:t>Josiah was only eight years old when he became king of Judah. He ruled for many years, from 640 to 609 BC. He was a righteous king. In the eighteenth year of his rule, workers were repairing the temple. During the repairs, a scroll of the Book of the Law was found (</w:t>
       </w:r>
       <w:hyperlink r:id="rId14">
         <w:r>
@@ -299,7 +323,7 @@
             <w:color w:val="0000EE"/>
             <w:u w:val="single"/>
           </w:rPr>
-          <w:t>2 Kgs 22:8</w:t>
+          <w:t>2 Kings 22:8</w:t>
         </w:r>
       </w:hyperlink>
       <w:r>
@@ -317,14 +341,14 @@
             <w:color w:val="0000EE"/>
             <w:u w:val="single"/>
           </w:rPr>
-          <w:t>2 Chr 34:14–15</w:t>
-        </w:r>
-      </w:hyperlink>
-      <w:r>
-        <w:rPr>
-          <w:lang w:val="en_US" w:bidi="en_US"/>
-        </w:rPr>
-        <w:t>). After hearing the law read to him, Josiah led his people in renewal and reform, reinstating God-ordained religious observances (</w:t>
+          <w:t>2 Chronicles 34:14–15</w:t>
+        </w:r>
+      </w:hyperlink>
+      <w:r>
+        <w:rPr>
+          <w:lang w:val="en_US" w:bidi="en_US"/>
+        </w:rPr>
+        <w:t>). After Josiah heard the law read to him, he led the people to return to God. He renewed their worship and brought back the religious practices God had commanded (</w:t>
       </w:r>
       <w:hyperlink r:id="rId16">
         <w:r>
@@ -335,7 +359,7 @@
             <w:color w:val="0000EE"/>
             <w:u w:val="single"/>
           </w:rPr>
-          <w:t>2 Kgs 23:1–25</w:t>
+          <w:t>2 Kings 23:1–25</w:t>
         </w:r>
       </w:hyperlink>
       <w:r>
@@ -353,7 +377,7 @@
             <w:color w:val="0000EE"/>
             <w:u w:val="single"/>
           </w:rPr>
-          <w:t>2 Chr 34:29–35:19</w:t>
+          <w:t>2 Chronicles 34:29–35:19</w:t>
         </w:r>
       </w:hyperlink>
       <w:r>
@@ -374,7 +398,7 @@
         <w:rPr>
           <w:lang w:val="en_US" w:bidi="en_US"/>
         </w:rPr>
-        <w:t>Before this pivotal event, the kingdom of Judah largely followed the idolatrous practices of Manasseh and Amon. Judah’s people were so devoted to apostasy that it ultimately brought about their doom (</w:t>
+        <w:t>Before this important event, most of the kingdom of Judah worshiped idols, as Manasseh and Amon had done. The people of Judah turned away from God so strongly that it finally led to their ruin (</w:t>
       </w:r>
       <w:hyperlink r:id="rId18">
         <w:r>
@@ -385,7 +409,7 @@
             <w:color w:val="0000EE"/>
             <w:u w:val="single"/>
           </w:rPr>
-          <w:t>2 Kgs 21:10–25</w:t>
+          <w:t>2 Kings 21:10–25</w:t>
         </w:r>
       </w:hyperlink>
       <w:r>
@@ -403,7 +427,7 @@
             <w:color w:val="0000EE"/>
             <w:u w:val="single"/>
           </w:rPr>
-          <w:t>2 Chr 33:17</w:t>
+          <w:t>2 Chronicles 33:17</w:t>
         </w:r>
       </w:hyperlink>
       <w:r>
@@ -442,7 +466,7 @@
         <w:rPr>
           <w:lang w:val="en_US" w:bidi="en_US"/>
         </w:rPr>
-        <w:t>Zephaniah prophesied early in Josiah’s reign, after the death of Amon and before the Book of the Law was rediscovered. The time was characterized by religious indifference, social injustice, and economic greed (</w:t>
+        <w:t>Zephaniah prophesied early in Josiah’s rule. This was after Amon died and before the Book of the Law was found again. At that time, many people did not care about true worship. Leaders treated people unfairly, and many people wanted more wealth (</w:t>
       </w:r>
       <w:hyperlink r:id="rId21">
         <w:r>
@@ -453,7 +477,7 @@
             <w:color w:val="0000EE"/>
             <w:u w:val="single"/>
           </w:rPr>
-          <w:t>Zeph 1:4–13</w:t>
+          <w:t>Zephaniah 1:4–13</w:t>
         </w:r>
       </w:hyperlink>
       <w:r>
@@ -496,7 +520,7 @@
         <w:rPr>
           <w:lang w:val="en_US" w:bidi="en_US"/>
         </w:rPr>
-        <w:t>). A true prophet of God was needed, and Zephaniah was such a man; he may have helped prepare people’s hearts for Josiah’s sweeping reforms.</w:t>
+        <w:t>). The people of Judah needed a true prophet of God, and Zephaniah was that kind of prophet. He may have helped prepare the people to accept Josiah’s major reforms.</w:t>
       </w:r>
     </w:p>
     <w:p>
@@ -521,20 +545,20 @@
         <w:rPr>
           <w:lang w:val="en_US" w:bidi="en_US"/>
         </w:rPr>
-        <w:t xml:space="preserve">Zephaniah begins his prophecy by announcing </w:t>
+        <w:t xml:space="preserve">Zephaniah starts his prophecy by announcing </w:t>
       </w:r>
       <w:r>
         <w:rPr>
           <w:i/>
           <w:lang w:val="en_US" w:bidi="en_US"/>
         </w:rPr>
-        <w:t xml:space="preserve">the day of the </w:t>
-      </w:r>
-      <w:r>
-        <w:rPr>
-          <w:lang w:val="en_US" w:bidi="en_US"/>
-        </w:rPr>
-        <w:t>Lord. This expression signified God’s coming judgment on the sinful world (</w:t>
+        <w:t>the Day of the LORD</w:t>
+      </w:r>
+      <w:r>
+        <w:rPr>
+          <w:lang w:val="en_US" w:bidi="en_US"/>
+        </w:rPr>
+        <w:t>. This phrase means God’s coming judgment on the sinful world (</w:t>
       </w:r>
       <w:hyperlink r:id="rId24">
         <w:r>
@@ -570,7 +594,7 @@
         <w:rPr>
           <w:lang w:val="en_US" w:bidi="en_US"/>
         </w:rPr>
-        <w:t>), including his people in Judah and Jerusalem (</w:t>
+        <w:t>). This judgment would include God’s people in Judah and Jerusalem(</w:t>
       </w:r>
       <w:hyperlink r:id="rId21">
         <w:r>
@@ -588,25 +612,7 @@
         <w:rPr>
           <w:lang w:val="en_US" w:bidi="en_US"/>
         </w:rPr>
-        <w:t>). Much like the people of Israel in the time of Amos some 125 years earlier, the people of Judah looked forward to “that day” as a time when God would vindicate them by destroying their enemies. Like Amos, however, Zephaniah had to tell his people that their covenant relationship with God did not make them immune to judgment. Because the day of the Lord would fall impartially on all wicked people, Zephaniah urged his fellow citizens to repent, to seek the Lord, and to live righteously in all humility (</w:t>
-      </w:r>
-      <w:hyperlink r:id="rId26">
-        <w:r>
-          <w:rPr>
-            <w:lang w:val="en_US" w:bidi="en_US"/>
-          </w:rPr>
-          <w:rPr>
-            <w:color w:val="0000EE"/>
-            <w:u w:val="single"/>
-          </w:rPr>
-          <w:t>2:1–3</w:t>
-        </w:r>
-      </w:hyperlink>
-      <w:r>
-        <w:rPr>
-          <w:lang w:val="en_US" w:bidi="en_US"/>
-        </w:rPr>
-        <w:t>). Perhaps then they might experience the Lord’s protection in the coming time of wrath.</w:t>
+        <w:t xml:space="preserve">). </w:t>
       </w:r>
     </w:p>
     <w:p>
@@ -620,43 +626,7 @@
         <w:rPr>
           <w:lang w:val="en_US" w:bidi="en_US"/>
         </w:rPr>
-        <w:t>The implications of Zephaniah’s prophecy are clear. The nations neighboring Judah would suffer terrible judgment because of their crimes against God’s people, their arrogant pride, and their defiance of the Lord (</w:t>
-      </w:r>
-      <w:hyperlink r:id="rId27">
-        <w:r>
-          <w:rPr>
-            <w:lang w:val="en_US" w:bidi="en_US"/>
-          </w:rPr>
-          <w:rPr>
-            <w:color w:val="0000EE"/>
-            <w:u w:val="single"/>
-          </w:rPr>
-          <w:t>2:4–15</w:t>
-        </w:r>
-      </w:hyperlink>
-      <w:r>
-        <w:rPr>
-          <w:lang w:val="en_US" w:bidi="en_US"/>
-        </w:rPr>
-        <w:t>). However, Judah would not escape the Lord’s chastening hand, because its spiritual and civil leaders had led society into total corruption despite knowing God’s standards. In addition, the people of Judah had not taken proper notice of God’s sovereign judgment on other nations for crimes like their own (</w:t>
-      </w:r>
-      <w:hyperlink r:id="rId28">
-        <w:r>
-          <w:rPr>
-            <w:lang w:val="en_US" w:bidi="en_US"/>
-          </w:rPr>
-          <w:rPr>
-            <w:color w:val="0000EE"/>
-            <w:u w:val="single"/>
-          </w:rPr>
-          <w:t>3:1–7</w:t>
-        </w:r>
-      </w:hyperlink>
-      <w:r>
-        <w:rPr>
-          <w:lang w:val="en_US" w:bidi="en_US"/>
-        </w:rPr>
-        <w:t>).</w:t>
+        <w:t>About 125 years earlier, the people of Israel in Amos’s time looked forward to the day of the Lord. They thought God would prove they were right by destroying their enemies. In the same way, the people of Judah may have expected God to protect them from judgment. But like Amos, Zephaniah had to warn his people. Their covenant relationship with God did not protect them from judgment if they continued to do evil.</w:t>
       </w:r>
     </w:p>
     <w:p>
@@ -670,61 +640,25 @@
         <w:rPr>
           <w:lang w:val="en_US" w:bidi="en_US"/>
         </w:rPr>
-        <w:t>These impending judgments were a precursor to a coming time of judgment that would engulf all nations on earth (</w:t>
-      </w:r>
-      <w:hyperlink r:id="rId29">
-        <w:r>
-          <w:rPr>
-            <w:lang w:val="en_US" w:bidi="en_US"/>
-          </w:rPr>
-          <w:rPr>
-            <w:color w:val="0000EE"/>
-            <w:u w:val="single"/>
-          </w:rPr>
-          <w:t>3:8</w:t>
-        </w:r>
-      </w:hyperlink>
-      <w:r>
-        <w:rPr>
-          <w:lang w:val="en_US" w:bidi="en_US"/>
-        </w:rPr>
-        <w:t>). However, judgment would not be the end: The day of judgment would come so that a day of salvation could follow (</w:t>
-      </w:r>
-      <w:hyperlink r:id="rId30">
-        <w:r>
-          <w:rPr>
-            <w:lang w:val="en_US" w:bidi="en_US"/>
-          </w:rPr>
-          <w:rPr>
-            <w:color w:val="0000EE"/>
-            <w:u w:val="single"/>
-          </w:rPr>
-          <w:t>3:9–20</w:t>
-        </w:r>
-      </w:hyperlink>
-      <w:r>
-        <w:rPr>
-          <w:lang w:val="en_US" w:bidi="en_US"/>
-        </w:rPr>
-        <w:t>). God promised restoration and blessing for a remnant from Israel and for all people (</w:t>
-      </w:r>
-      <w:hyperlink r:id="rId31">
-        <w:r>
-          <w:rPr>
-            <w:lang w:val="en_US" w:bidi="en_US"/>
-          </w:rPr>
-          <w:rPr>
-            <w:color w:val="0000EE"/>
-            <w:u w:val="single"/>
-          </w:rPr>
-          <w:t>3:9</w:t>
-        </w:r>
-      </w:hyperlink>
-      <w:r>
-        <w:rPr>
-          <w:lang w:val="en_US" w:bidi="en_US"/>
-        </w:rPr>
-        <w:t>).</w:t>
+        <w:t>The day of the Lord would come on all wicked people without favoritism. So Zephaniah urged the people of Judah to repent, seek the Lord, and live humbly in a right way (</w:t>
+      </w:r>
+      <w:hyperlink r:id="rId26">
+        <w:r>
+          <w:rPr>
+            <w:lang w:val="en_US" w:bidi="en_US"/>
+          </w:rPr>
+          <w:rPr>
+            <w:color w:val="0000EE"/>
+            <w:u w:val="single"/>
+          </w:rPr>
+          <w:t>2:1–3</w:t>
+        </w:r>
+      </w:hyperlink>
+      <w:r>
+        <w:rPr>
+          <w:lang w:val="en_US" w:bidi="en_US"/>
+        </w:rPr>
+        <w:t>). Then they might receive the Lord’s protection in the coming time of wrath.</w:t>
       </w:r>
     </w:p>
     <w:p>
@@ -738,90 +672,25 @@
         <w:rPr>
           <w:lang w:val="en_US" w:bidi="en_US"/>
         </w:rPr>
-        <w:t>Zephaniah records God’s future plan to remove all proud and arrogant people from the earth; only those who “trust in the name of the Lord” will remain (</w:t>
-      </w:r>
-      <w:hyperlink r:id="rId32">
-        <w:r>
-          <w:rPr>
-            <w:lang w:val="en_US" w:bidi="en_US"/>
-          </w:rPr>
-          <w:rPr>
-            <w:color w:val="0000EE"/>
-            <w:u w:val="single"/>
-          </w:rPr>
-          <w:t>3:12</w:t>
-        </w:r>
-      </w:hyperlink>
-      <w:r>
-        <w:rPr>
-          <w:lang w:val="en_US" w:bidi="en_US"/>
-        </w:rPr>
-        <w:t>). God will gather his scattered people and restore them to their land, where they will live in righteousness and safety, worshiping the Lord (</w:t>
-      </w:r>
-      <w:hyperlink r:id="rId33">
-        <w:r>
-          <w:rPr>
-            <w:lang w:val="en_US" w:bidi="en_US"/>
-          </w:rPr>
-          <w:rPr>
-            <w:color w:val="0000EE"/>
-            <w:u w:val="single"/>
-          </w:rPr>
-          <w:t>3:9–12</w:t>
-        </w:r>
-      </w:hyperlink>
-      <w:r>
-        <w:rPr>
-          <w:lang w:val="en_US" w:bidi="en_US"/>
-        </w:rPr>
-        <w:t>). The “remnant of Israel” will enjoy the outpouring of God’s blessings and rejoice in him forever (</w:t>
-      </w:r>
-      <w:hyperlink r:id="rId34">
-        <w:r>
-          <w:rPr>
-            <w:lang w:val="en_US" w:bidi="en_US"/>
-          </w:rPr>
-          <w:rPr>
-            <w:color w:val="0000EE"/>
-            <w:u w:val="single"/>
-          </w:rPr>
-          <w:t>3:13–19</w:t>
-        </w:r>
-      </w:hyperlink>
-      <w:r>
-        <w:rPr>
-          <w:lang w:val="en_US" w:bidi="en_US"/>
-        </w:rPr>
-        <w:t xml:space="preserve">). The judgment and salvation announced in Zephaniah foreshadow God’s final act of bringing judgment and salvation at the return of Jesus Christ (see </w:t>
-      </w:r>
-      <w:hyperlink r:id="rId35">
-        <w:r>
-          <w:rPr>
-            <w:lang w:val="en_US" w:bidi="en_US"/>
-          </w:rPr>
-          <w:rPr>
-            <w:color w:val="0000EE"/>
-            <w:u w:val="single"/>
-          </w:rPr>
-          <w:t>Rev 19:11–22:5</w:t>
-        </w:r>
-      </w:hyperlink>
-      <w:r>
-        <w:rPr>
-          <w:lang w:val="en_US" w:bidi="en_US"/>
-        </w:rPr>
-        <w:t>).</w:t>
-      </w:r>
-    </w:p>
-    <w:p>
-      <w:pPr>
-        <w:pStyle w:val="Heading2"/>
-      </w:pPr>
-      <w:r>
-        <w:rPr>
-          <w:lang w:val="en_US" w:bidi="en_US"/>
-        </w:rPr>
-        <w:t>Author</w:t>
+        <w:t>The meaning of Zephaniah’s prophecy is clear. The nations near Judah would face terrible judgment. They had sinned against God’s people. They were proud and had rebelled against the Lord (</w:t>
+      </w:r>
+      <w:hyperlink r:id="rId27">
+        <w:r>
+          <w:rPr>
+            <w:lang w:val="en_US" w:bidi="en_US"/>
+          </w:rPr>
+          <w:rPr>
+            <w:color w:val="0000EE"/>
+            <w:u w:val="single"/>
+          </w:rPr>
+          <w:t>2:4–15</w:t>
+        </w:r>
+      </w:hyperlink>
+      <w:r>
+        <w:rPr>
+          <w:lang w:val="en_US" w:bidi="en_US"/>
+        </w:rPr>
+        <w:t xml:space="preserve">). </w:t>
       </w:r>
     </w:p>
     <w:p>
@@ -835,43 +704,25 @@
         <w:rPr>
           <w:lang w:val="en_US" w:bidi="en_US"/>
         </w:rPr>
-        <w:t xml:space="preserve">Little is known of Zephaniah beyond the lineage in </w:t>
-      </w:r>
-      <w:hyperlink r:id="rId36">
-        <w:r>
-          <w:rPr>
-            <w:lang w:val="en_US" w:bidi="en_US"/>
-          </w:rPr>
-          <w:rPr>
-            <w:color w:val="0000EE"/>
-            <w:u w:val="single"/>
-          </w:rPr>
-          <w:t>1:1</w:t>
-        </w:r>
-      </w:hyperlink>
-      <w:r>
-        <w:rPr>
-          <w:lang w:val="en_US" w:bidi="en_US"/>
-        </w:rPr>
-        <w:t xml:space="preserve">, which traces his ancestry to Hezekiah. Jewish and Christian expositors traditionally equate this Hezekiah with the king bearing that name (see </w:t>
-      </w:r>
-      <w:hyperlink r:id="rId37">
-        <w:r>
-          <w:rPr>
-            <w:lang w:val="en_US" w:bidi="en_US"/>
-          </w:rPr>
-          <w:rPr>
-            <w:color w:val="0000EE"/>
-            <w:u w:val="single"/>
-          </w:rPr>
-          <w:t>2 Kgs 18:1–20:20</w:t>
-        </w:r>
-      </w:hyperlink>
-      <w:r>
-        <w:rPr>
-          <w:lang w:val="en_US" w:bidi="en_US"/>
-        </w:rPr>
-        <w:t>), which would mean that Zephaniah was of royal descent and probably a positive influence in the life of young King Josiah. The unusual attention to four generations of family lineage indicates at the very least that Zephaniah came from a distinguished family.</w:t>
+        <w:t>But Judah would not escape the Lord’s correction. Its religious and civil leaders knew God’s standards. Even so, they had led the people into deep corruption. The people of Judah also failed to learn from God’s judgment on other nations. Those nations had sinned in the same ways (</w:t>
+      </w:r>
+      <w:hyperlink r:id="rId28">
+        <w:r>
+          <w:rPr>
+            <w:lang w:val="en_US" w:bidi="en_US"/>
+          </w:rPr>
+          <w:rPr>
+            <w:color w:val="0000EE"/>
+            <w:u w:val="single"/>
+          </w:rPr>
+          <w:t>3:1–7</w:t>
+        </w:r>
+      </w:hyperlink>
+      <w:r>
+        <w:rPr>
+          <w:lang w:val="en_US" w:bidi="en_US"/>
+        </w:rPr>
+        <w:t>).</w:t>
       </w:r>
     </w:p>
     <w:p>
@@ -885,259 +736,43 @@
         <w:rPr>
           <w:lang w:val="en_US" w:bidi="en_US"/>
         </w:rPr>
-        <w:t>Zephaniah lived in Jerusalem and was aware of conditions there (</w:t>
-      </w:r>
-      <w:hyperlink r:id="rId38">
-        <w:r>
-          <w:rPr>
-            <w:lang w:val="en_US" w:bidi="en_US"/>
-          </w:rPr>
-          <w:rPr>
-            <w:color w:val="0000EE"/>
-            <w:u w:val="single"/>
-          </w:rPr>
-          <w:t>Zeph 1:10–13</w:t>
-        </w:r>
-      </w:hyperlink>
-      <w:r>
-        <w:rPr>
-          <w:lang w:val="en_US" w:bidi="en_US"/>
-        </w:rPr>
-        <w:t>). He was a man of keen spiritual sensitivity and moral perception who decried the apostasy and immorality of the people, especially those in positions of leadership (</w:t>
-      </w:r>
-      <w:hyperlink r:id="rId39">
-        <w:r>
-          <w:rPr>
-            <w:lang w:val="en_US" w:bidi="en_US"/>
-          </w:rPr>
-          <w:rPr>
-            <w:color w:val="0000EE"/>
-            <w:u w:val="single"/>
-          </w:rPr>
-          <w:t>1:4–6</w:t>
-        </w:r>
-      </w:hyperlink>
-      <w:r>
-        <w:rPr>
-          <w:lang w:val="en_US" w:bidi="en_US"/>
-        </w:rPr>
-        <w:t xml:space="preserve">, </w:t>
-      </w:r>
-      <w:hyperlink r:id="rId40">
-        <w:r>
-          <w:rPr>
-            <w:lang w:val="en_US" w:bidi="en_US"/>
-          </w:rPr>
-          <w:rPr>
-            <w:color w:val="0000EE"/>
-            <w:u w:val="single"/>
-          </w:rPr>
-          <w:t>9</w:t>
-        </w:r>
-      </w:hyperlink>
-      <w:r>
-        <w:rPr>
-          <w:lang w:val="en_US" w:bidi="en_US"/>
-        </w:rPr>
-        <w:t xml:space="preserve">, </w:t>
-      </w:r>
-      <w:hyperlink r:id="rId41">
-        <w:r>
-          <w:rPr>
-            <w:lang w:val="en_US" w:bidi="en_US"/>
-          </w:rPr>
-          <w:rPr>
-            <w:color w:val="0000EE"/>
-            <w:u w:val="single"/>
-          </w:rPr>
-          <w:t>17</w:t>
-        </w:r>
-      </w:hyperlink>
-      <w:r>
-        <w:rPr>
-          <w:lang w:val="en_US" w:bidi="en_US"/>
-        </w:rPr>
-        <w:t xml:space="preserve">; </w:t>
-      </w:r>
-      <w:hyperlink r:id="rId22">
-        <w:r>
-          <w:rPr>
-            <w:lang w:val="en_US" w:bidi="en_US"/>
-          </w:rPr>
-          <w:rPr>
-            <w:color w:val="0000EE"/>
-            <w:u w:val="single"/>
-          </w:rPr>
-          <w:t>3:1–4</w:t>
-        </w:r>
-      </w:hyperlink>
-      <w:r>
-        <w:rPr>
-          <w:lang w:val="en_US" w:bidi="en_US"/>
-        </w:rPr>
-        <w:t xml:space="preserve">, </w:t>
-      </w:r>
-      <w:hyperlink r:id="rId23">
-        <w:r>
-          <w:rPr>
-            <w:lang w:val="en_US" w:bidi="en_US"/>
-          </w:rPr>
-          <w:rPr>
-            <w:color w:val="0000EE"/>
-            <w:u w:val="single"/>
-          </w:rPr>
-          <w:t>7</w:t>
-        </w:r>
-      </w:hyperlink>
-      <w:r>
-        <w:rPr>
-          <w:lang w:val="en_US" w:bidi="en_US"/>
-        </w:rPr>
-        <w:t xml:space="preserve">, </w:t>
-      </w:r>
-      <w:hyperlink r:id="rId42">
-        <w:r>
-          <w:rPr>
-            <w:lang w:val="en_US" w:bidi="en_US"/>
-          </w:rPr>
-          <w:rPr>
-            <w:color w:val="0000EE"/>
-            <w:u w:val="single"/>
-          </w:rPr>
-          <w:t>11</w:t>
-        </w:r>
-      </w:hyperlink>
-      <w:r>
-        <w:rPr>
-          <w:lang w:val="en_US" w:bidi="en_US"/>
-        </w:rPr>
-        <w:t>). He denounced the materialism and greed that exploited the poor (</w:t>
-      </w:r>
-      <w:hyperlink r:id="rId43">
-        <w:r>
-          <w:rPr>
-            <w:lang w:val="en_US" w:bidi="en_US"/>
-          </w:rPr>
-          <w:rPr>
-            <w:color w:val="0000EE"/>
-            <w:u w:val="single"/>
-          </w:rPr>
-          <w:t>1:8</w:t>
-        </w:r>
-      </w:hyperlink>
-      <w:r>
-        <w:rPr>
-          <w:lang w:val="en_US" w:bidi="en_US"/>
-        </w:rPr>
-        <w:t xml:space="preserve">, </w:t>
-      </w:r>
-      <w:hyperlink r:id="rId38">
-        <w:r>
-          <w:rPr>
-            <w:lang w:val="en_US" w:bidi="en_US"/>
-          </w:rPr>
-          <w:rPr>
-            <w:color w:val="0000EE"/>
-            <w:u w:val="single"/>
-          </w:rPr>
-          <w:t>10–13</w:t>
-        </w:r>
-      </w:hyperlink>
-      <w:r>
-        <w:rPr>
-          <w:lang w:val="en_US" w:bidi="en_US"/>
-        </w:rPr>
-        <w:t xml:space="preserve">, </w:t>
-      </w:r>
-      <w:hyperlink r:id="rId44">
-        <w:r>
-          <w:rPr>
-            <w:lang w:val="en_US" w:bidi="en_US"/>
-          </w:rPr>
-          <w:rPr>
-            <w:color w:val="0000EE"/>
-            <w:u w:val="single"/>
-          </w:rPr>
-          <w:t>18</w:t>
-        </w:r>
-      </w:hyperlink>
-      <w:r>
-        <w:rPr>
-          <w:lang w:val="en_US" w:bidi="en_US"/>
-        </w:rPr>
-        <w:t>). He was aware of current conditions in surrounding nations and announced God’s judgment on those nations for their sins (</w:t>
-      </w:r>
-      <w:hyperlink r:id="rId27">
-        <w:r>
-          <w:rPr>
-            <w:lang w:val="en_US" w:bidi="en_US"/>
-          </w:rPr>
-          <w:rPr>
-            <w:color w:val="0000EE"/>
-            <w:u w:val="single"/>
-          </w:rPr>
-          <w:t>2:4–15</w:t>
-        </w:r>
-      </w:hyperlink>
-      <w:r>
-        <w:rPr>
-          <w:lang w:val="en_US" w:bidi="en_US"/>
-        </w:rPr>
-        <w:t>). Above all, this prophet had a deep concern for the Lord’s reputation (</w:t>
-      </w:r>
-      <w:hyperlink r:id="rId45">
-        <w:r>
-          <w:rPr>
-            <w:lang w:val="en_US" w:bidi="en_US"/>
-          </w:rPr>
-          <w:rPr>
-            <w:color w:val="0000EE"/>
-            <w:u w:val="single"/>
-          </w:rPr>
-          <w:t>1:6</w:t>
-        </w:r>
-      </w:hyperlink>
-      <w:r>
-        <w:rPr>
-          <w:lang w:val="en_US" w:bidi="en_US"/>
-        </w:rPr>
-        <w:t xml:space="preserve">; </w:t>
-      </w:r>
-      <w:hyperlink r:id="rId23">
-        <w:r>
-          <w:rPr>
-            <w:lang w:val="en_US" w:bidi="en_US"/>
-          </w:rPr>
-          <w:rPr>
-            <w:color w:val="0000EE"/>
-            <w:u w:val="single"/>
-          </w:rPr>
-          <w:t>3:7</w:t>
-        </w:r>
-      </w:hyperlink>
-      <w:r>
-        <w:rPr>
-          <w:lang w:val="en_US" w:bidi="en_US"/>
-        </w:rPr>
-        <w:t>) and for all who humbly trust in God (</w:t>
-      </w:r>
-      <w:hyperlink r:id="rId46">
-        <w:r>
-          <w:rPr>
-            <w:lang w:val="en_US" w:bidi="en_US"/>
-          </w:rPr>
-          <w:rPr>
-            <w:color w:val="0000EE"/>
-            <w:u w:val="single"/>
-          </w:rPr>
-          <w:t>2:3</w:t>
-        </w:r>
-      </w:hyperlink>
-      <w:r>
-        <w:rPr>
-          <w:lang w:val="en_US" w:bidi="en_US"/>
-        </w:rPr>
-        <w:t xml:space="preserve">; </w:t>
+        <w:t>These coming judgments pointed to a future time when God would judge all nations on earth (</w:t>
+      </w:r>
+      <w:hyperlink r:id="rId29">
+        <w:r>
+          <w:rPr>
+            <w:lang w:val="en_US" w:bidi="en_US"/>
+          </w:rPr>
+          <w:rPr>
+            <w:color w:val="0000EE"/>
+            <w:u w:val="single"/>
+          </w:rPr>
+          <w:t>3:8</w:t>
+        </w:r>
+      </w:hyperlink>
+      <w:r>
+        <w:rPr>
+          <w:lang w:val="en_US" w:bidi="en_US"/>
+        </w:rPr>
+        <w:t>). But judgment would not be the end. The day of judgment would come so that a day of salvation could follow (</w:t>
+      </w:r>
+      <w:hyperlink r:id="rId30">
+        <w:r>
+          <w:rPr>
+            <w:lang w:val="en_US" w:bidi="en_US"/>
+          </w:rPr>
+          <w:rPr>
+            <w:color w:val="0000EE"/>
+            <w:u w:val="single"/>
+          </w:rPr>
+          <w:t>3:9–20</w:t>
+        </w:r>
+      </w:hyperlink>
+      <w:r>
+        <w:rPr>
+          <w:lang w:val="en_US" w:bidi="en_US"/>
+        </w:rPr>
+        <w:t>). God promised to restore and bless the faithful people of Israel who remained loyal to him. He also promised blessing for all peoples (</w:t>
       </w:r>
       <w:hyperlink r:id="rId31">
         <w:r>
@@ -1155,36 +790,7 @@
         <w:rPr>
           <w:lang w:val="en_US" w:bidi="en_US"/>
         </w:rPr>
-        <w:t xml:space="preserve">, </w:t>
-      </w:r>
-      <w:hyperlink r:id="rId47">
-        <w:r>
-          <w:rPr>
-            <w:lang w:val="en_US" w:bidi="en_US"/>
-          </w:rPr>
-          <w:rPr>
-            <w:color w:val="0000EE"/>
-            <w:u w:val="single"/>
-          </w:rPr>
-          <w:t>12–13</w:t>
-        </w:r>
-      </w:hyperlink>
-      <w:r>
-        <w:rPr>
-          <w:lang w:val="en_US" w:bidi="en_US"/>
-        </w:rPr>
         <w:t>).</w:t>
-      </w:r>
-    </w:p>
-    <w:p>
-      <w:pPr>
-        <w:pStyle w:val="Heading2"/>
-      </w:pPr>
-      <w:r>
-        <w:rPr>
-          <w:lang w:val="en_US" w:bidi="en_US"/>
-        </w:rPr>
-        <w:t>Date</w:t>
       </w:r>
     </w:p>
     <w:p>
@@ -1198,234 +804,43 @@
         <w:rPr>
           <w:lang w:val="en_US" w:bidi="en_US"/>
         </w:rPr>
-        <w:t xml:space="preserve">Zephaniah himself recorded that his prophetic ministry was during the time of Josiah (640–609 BC; see </w:t>
-      </w:r>
-      <w:hyperlink r:id="rId36">
-        <w:r>
-          <w:rPr>
-            <w:lang w:val="en_US" w:bidi="en_US"/>
-          </w:rPr>
-          <w:rPr>
-            <w:color w:val="0000EE"/>
-            <w:u w:val="single"/>
-          </w:rPr>
-          <w:t>1:1</w:t>
-        </w:r>
-      </w:hyperlink>
-      <w:r>
-        <w:rPr>
-          <w:lang w:val="en_US" w:bidi="en_US"/>
-        </w:rPr>
-        <w:t>). Several facts suggest that Zephaniah prophesied during the early days of Josiah’s reign, before the discovery of the Book of the Law and the reforms that followed. Zephaniah reported that religious practices in Judah were still plagued by Canaanite syncretistic rites such as those that characterized the era of Manasseh (</w:t>
-      </w:r>
-      <w:hyperlink r:id="rId48">
-        <w:r>
-          <w:rPr>
-            <w:lang w:val="en_US" w:bidi="en_US"/>
-          </w:rPr>
-          <w:rPr>
-            <w:color w:val="0000EE"/>
-            <w:u w:val="single"/>
-          </w:rPr>
-          <w:t>1:4–5</w:t>
-        </w:r>
-      </w:hyperlink>
-      <w:r>
-        <w:rPr>
-          <w:lang w:val="en_US" w:bidi="en_US"/>
-        </w:rPr>
-        <w:t xml:space="preserve">, </w:t>
-      </w:r>
-      <w:hyperlink r:id="rId40">
-        <w:r>
-          <w:rPr>
-            <w:lang w:val="en_US" w:bidi="en_US"/>
-          </w:rPr>
-          <w:rPr>
-            <w:color w:val="0000EE"/>
-            <w:u w:val="single"/>
-          </w:rPr>
-          <w:t>9</w:t>
-        </w:r>
-      </w:hyperlink>
-      <w:r>
-        <w:rPr>
-          <w:lang w:val="en_US" w:bidi="en_US"/>
-        </w:rPr>
-        <w:t>). Many people failed to worship the Lord at all (</w:t>
-      </w:r>
-      <w:hyperlink r:id="rId45">
-        <w:r>
-          <w:rPr>
-            <w:lang w:val="en_US" w:bidi="en_US"/>
-          </w:rPr>
-          <w:rPr>
-            <w:color w:val="0000EE"/>
-            <w:u w:val="single"/>
-          </w:rPr>
-          <w:t>1:6</w:t>
-        </w:r>
-      </w:hyperlink>
-      <w:r>
-        <w:rPr>
-          <w:lang w:val="en_US" w:bidi="en_US"/>
-        </w:rPr>
-        <w:t>), leaders were enamored of wearing the clothing of foreign merchants (</w:t>
-      </w:r>
-      <w:hyperlink r:id="rId43">
-        <w:r>
-          <w:rPr>
-            <w:lang w:val="en_US" w:bidi="en_US"/>
-          </w:rPr>
-          <w:rPr>
-            <w:color w:val="0000EE"/>
-            <w:u w:val="single"/>
-          </w:rPr>
-          <w:t>1:8</w:t>
-        </w:r>
-      </w:hyperlink>
-      <w:r>
-        <w:rPr>
-          <w:lang w:val="en_US" w:bidi="en_US"/>
-        </w:rPr>
-        <w:t>) who had extensive business enterprises in Jerusalem (</w:t>
-      </w:r>
-      <w:hyperlink r:id="rId49">
-        <w:r>
-          <w:rPr>
-            <w:lang w:val="en_US" w:bidi="en_US"/>
-          </w:rPr>
-          <w:rPr>
-            <w:color w:val="0000EE"/>
-            <w:u w:val="single"/>
-          </w:rPr>
-          <w:t>1:10–11</w:t>
-        </w:r>
-      </w:hyperlink>
-      <w:r>
-        <w:rPr>
-          <w:lang w:val="en_US" w:bidi="en_US"/>
-        </w:rPr>
-        <w:t>), and Judah’s society was beset by socio-economic ills (</w:t>
-      </w:r>
-      <w:hyperlink r:id="rId50">
-        <w:r>
-          <w:rPr>
-            <w:lang w:val="en_US" w:bidi="en_US"/>
-          </w:rPr>
-          <w:rPr>
-            <w:color w:val="0000EE"/>
-            <w:u w:val="single"/>
-          </w:rPr>
-          <w:t>1:12–13</w:t>
-        </w:r>
-      </w:hyperlink>
-      <w:r>
-        <w:rPr>
-          <w:lang w:val="en_US" w:bidi="en_US"/>
-        </w:rPr>
-        <w:t xml:space="preserve">, </w:t>
-      </w:r>
-      <w:hyperlink r:id="rId44">
-        <w:r>
-          <w:rPr>
-            <w:lang w:val="en_US" w:bidi="en_US"/>
-          </w:rPr>
-          <w:rPr>
-            <w:color w:val="0000EE"/>
-            <w:u w:val="single"/>
-          </w:rPr>
-          <w:t>18</w:t>
-        </w:r>
-      </w:hyperlink>
-      <w:r>
-        <w:rPr>
-          <w:lang w:val="en_US" w:bidi="en_US"/>
-        </w:rPr>
-        <w:t>) and political and religious corruption (</w:t>
-      </w:r>
-      <w:hyperlink r:id="rId22">
-        <w:r>
-          <w:rPr>
-            <w:lang w:val="en_US" w:bidi="en_US"/>
-          </w:rPr>
-          <w:rPr>
-            <w:color w:val="0000EE"/>
-            <w:u w:val="single"/>
-          </w:rPr>
-          <w:t>3:1–4</w:t>
-        </w:r>
-      </w:hyperlink>
-      <w:r>
-        <w:rPr>
-          <w:lang w:val="en_US" w:bidi="en_US"/>
-        </w:rPr>
-        <w:t xml:space="preserve">, </w:t>
-      </w:r>
-      <w:hyperlink r:id="rId23">
-        <w:r>
-          <w:rPr>
-            <w:lang w:val="en_US" w:bidi="en_US"/>
-          </w:rPr>
-          <w:rPr>
-            <w:color w:val="0000EE"/>
-            <w:u w:val="single"/>
-          </w:rPr>
-          <w:t>7</w:t>
-        </w:r>
-      </w:hyperlink>
-      <w:r>
-        <w:rPr>
-          <w:lang w:val="en_US" w:bidi="en_US"/>
-        </w:rPr>
-        <w:t xml:space="preserve">, </w:t>
-      </w:r>
-      <w:hyperlink r:id="rId42">
-        <w:r>
-          <w:rPr>
-            <w:lang w:val="en_US" w:bidi="en_US"/>
-          </w:rPr>
-          <w:rPr>
-            <w:color w:val="0000EE"/>
-            <w:u w:val="single"/>
-          </w:rPr>
-          <w:t>11</w:t>
-        </w:r>
-      </w:hyperlink>
-      <w:r>
-        <w:rPr>
-          <w:lang w:val="en_US" w:bidi="en_US"/>
-        </w:rPr>
-        <w:t xml:space="preserve">). Josiah’s reforms corrected much of this (around 622 BC; </w:t>
-      </w:r>
-      <w:hyperlink r:id="rId51">
-        <w:r>
-          <w:rPr>
-            <w:lang w:val="en_US" w:bidi="en_US"/>
-          </w:rPr>
-          <w:rPr>
-            <w:color w:val="0000EE"/>
-            <w:u w:val="single"/>
-          </w:rPr>
-          <w:t>2 Kgs 23:4–14</w:t>
-        </w:r>
-      </w:hyperlink>
-      <w:r>
-        <w:rPr>
-          <w:lang w:val="en_US" w:bidi="en_US"/>
-        </w:rPr>
-        <w:t>). Therefore, a date for Zephaniah’s prophecy between 635 and 622 BC is likely.</w:t>
-      </w:r>
-    </w:p>
-    <w:p>
-      <w:pPr>
-        <w:pStyle w:val="Heading2"/>
-      </w:pPr>
-      <w:r>
-        <w:rPr>
-          <w:lang w:val="en_US" w:bidi="en_US"/>
-        </w:rPr>
-        <w:t>Meaning and Message</w:t>
+        <w:t>Zephaniah tells about God’s future plan to remove all proud people from the earth. Only those who “trust in the name of the LORD” will remain (</w:t>
+      </w:r>
+      <w:hyperlink r:id="rId32">
+        <w:r>
+          <w:rPr>
+            <w:lang w:val="en_US" w:bidi="en_US"/>
+          </w:rPr>
+          <w:rPr>
+            <w:color w:val="0000EE"/>
+            <w:u w:val="single"/>
+          </w:rPr>
+          <w:t>3:12</w:t>
+        </w:r>
+      </w:hyperlink>
+      <w:r>
+        <w:rPr>
+          <w:lang w:val="en_US" w:bidi="en_US"/>
+        </w:rPr>
+        <w:t>). God will gather his scattered people and bring them back to their land. There they will live in righteousness and safety, and they will worship the Lord (</w:t>
+      </w:r>
+      <w:hyperlink r:id="rId33">
+        <w:r>
+          <w:rPr>
+            <w:lang w:val="en_US" w:bidi="en_US"/>
+          </w:rPr>
+          <w:rPr>
+            <w:color w:val="0000EE"/>
+            <w:u w:val="single"/>
+          </w:rPr>
+          <w:t>3:9–12</w:t>
+        </w:r>
+      </w:hyperlink>
+      <w:r>
+        <w:rPr>
+          <w:lang w:val="en_US" w:bidi="en_US"/>
+        </w:rPr>
+        <w:t xml:space="preserve">). </w:t>
       </w:r>
     </w:p>
     <w:p>
@@ -1439,254 +854,54 @@
         <w:rPr>
           <w:lang w:val="en_US" w:bidi="en_US"/>
         </w:rPr>
-        <w:t>Like his contemporaries Nahum and Habakkuk, Zephaniah presents God as the sovereign Lord of earth’s history. God, the judge of all (</w:t>
-      </w:r>
-      <w:hyperlink r:id="rId24">
-        <w:r>
-          <w:rPr>
-            <w:lang w:val="en_US" w:bidi="en_US"/>
-          </w:rPr>
-          <w:rPr>
-            <w:color w:val="0000EE"/>
-            <w:u w:val="single"/>
-          </w:rPr>
-          <w:t>Zeph 1:2–3</w:t>
-        </w:r>
-      </w:hyperlink>
-      <w:r>
-        <w:rPr>
-          <w:lang w:val="en_US" w:bidi="en_US"/>
-        </w:rPr>
-        <w:t xml:space="preserve">, </w:t>
-      </w:r>
-      <w:hyperlink r:id="rId52">
-        <w:r>
-          <w:rPr>
-            <w:lang w:val="en_US" w:bidi="en_US"/>
-          </w:rPr>
-          <w:rPr>
-            <w:color w:val="0000EE"/>
-            <w:u w:val="single"/>
-          </w:rPr>
-          <w:t>7</w:t>
-        </w:r>
-      </w:hyperlink>
-      <w:r>
-        <w:rPr>
-          <w:lang w:val="en_US" w:bidi="en_US"/>
-        </w:rPr>
-        <w:t xml:space="preserve">, </w:t>
-      </w:r>
-      <w:hyperlink r:id="rId25">
-        <w:r>
-          <w:rPr>
-            <w:lang w:val="en_US" w:bidi="en_US"/>
-          </w:rPr>
-          <w:rPr>
-            <w:color w:val="0000EE"/>
-            <w:u w:val="single"/>
-          </w:rPr>
-          <w:t>14–18</w:t>
-        </w:r>
-      </w:hyperlink>
-      <w:r>
-        <w:rPr>
-          <w:lang w:val="en_US" w:bidi="en_US"/>
-        </w:rPr>
-        <w:t xml:space="preserve">; </w:t>
-      </w:r>
-      <w:hyperlink r:id="rId29">
-        <w:r>
-          <w:rPr>
-            <w:lang w:val="en_US" w:bidi="en_US"/>
-          </w:rPr>
-          <w:rPr>
-            <w:color w:val="0000EE"/>
-            <w:u w:val="single"/>
-          </w:rPr>
-          <w:t>3:8</w:t>
-        </w:r>
-      </w:hyperlink>
-      <w:r>
-        <w:rPr>
-          <w:lang w:val="en_US" w:bidi="en_US"/>
-        </w:rPr>
-        <w:t>), punishes the wickedness of people (</w:t>
-      </w:r>
-      <w:hyperlink r:id="rId53">
-        <w:r>
-          <w:rPr>
-            <w:lang w:val="en_US" w:bidi="en_US"/>
-          </w:rPr>
-          <w:rPr>
-            <w:color w:val="0000EE"/>
-            <w:u w:val="single"/>
-          </w:rPr>
-          <w:t>1:8–9</w:t>
-        </w:r>
-      </w:hyperlink>
-      <w:r>
-        <w:rPr>
-          <w:lang w:val="en_US" w:bidi="en_US"/>
-        </w:rPr>
-        <w:t xml:space="preserve">, </w:t>
-      </w:r>
-      <w:hyperlink r:id="rId41">
-        <w:r>
-          <w:rPr>
-            <w:lang w:val="en_US" w:bidi="en_US"/>
-          </w:rPr>
-          <w:rPr>
-            <w:color w:val="0000EE"/>
-            <w:u w:val="single"/>
-          </w:rPr>
-          <w:t>17</w:t>
-        </w:r>
-      </w:hyperlink>
-      <w:r>
-        <w:rPr>
-          <w:lang w:val="en_US" w:bidi="en_US"/>
-        </w:rPr>
-        <w:t xml:space="preserve">; </w:t>
-      </w:r>
-      <w:hyperlink r:id="rId23">
-        <w:r>
-          <w:rPr>
-            <w:lang w:val="en_US" w:bidi="en_US"/>
-          </w:rPr>
-          <w:rPr>
-            <w:color w:val="0000EE"/>
-            <w:u w:val="single"/>
-          </w:rPr>
-          <w:t>3:7</w:t>
-        </w:r>
-      </w:hyperlink>
-      <w:r>
-        <w:rPr>
-          <w:lang w:val="en_US" w:bidi="en_US"/>
-        </w:rPr>
-        <w:t xml:space="preserve">, </w:t>
-      </w:r>
-      <w:hyperlink r:id="rId42">
-        <w:r>
-          <w:rPr>
-            <w:lang w:val="en_US" w:bidi="en_US"/>
-          </w:rPr>
-          <w:rPr>
-            <w:color w:val="0000EE"/>
-            <w:u w:val="single"/>
-          </w:rPr>
-          <w:t>11</w:t>
-        </w:r>
-      </w:hyperlink>
-      <w:r>
-        <w:rPr>
-          <w:lang w:val="en_US" w:bidi="en_US"/>
-        </w:rPr>
-        <w:t>) and nations (</w:t>
-      </w:r>
-      <w:hyperlink r:id="rId27">
-        <w:r>
-          <w:rPr>
-            <w:lang w:val="en_US" w:bidi="en_US"/>
-          </w:rPr>
-          <w:rPr>
-            <w:color w:val="0000EE"/>
-            <w:u w:val="single"/>
-          </w:rPr>
-          <w:t>2:4–15</w:t>
-        </w:r>
-      </w:hyperlink>
-      <w:r>
-        <w:rPr>
-          <w:lang w:val="en_US" w:bidi="en_US"/>
-        </w:rPr>
-        <w:t xml:space="preserve">; </w:t>
-      </w:r>
-      <w:hyperlink r:id="rId54">
-        <w:r>
-          <w:rPr>
-            <w:lang w:val="en_US" w:bidi="en_US"/>
-          </w:rPr>
-          <w:rPr>
-            <w:color w:val="0000EE"/>
-            <w:u w:val="single"/>
-          </w:rPr>
-          <w:t>3:6</w:t>
-        </w:r>
-      </w:hyperlink>
-      <w:r>
-        <w:rPr>
-          <w:lang w:val="en_US" w:bidi="en_US"/>
-        </w:rPr>
-        <w:t xml:space="preserve">). This sovereign Judge has determined a time when he will intervene in the world’s history to subdue wickedness and bring in everlasting righteousness. That day (the </w:t>
-      </w:r>
-      <w:r>
-        <w:rPr>
-          <w:i/>
-          <w:lang w:val="en_US" w:bidi="en_US"/>
-        </w:rPr>
-        <w:t xml:space="preserve">day of the </w:t>
-      </w:r>
-      <w:r>
-        <w:rPr>
-          <w:lang w:val="en_US" w:bidi="en_US"/>
-        </w:rPr>
-        <w:t>Lord) will include all nations (</w:t>
-      </w:r>
-      <w:hyperlink r:id="rId55">
-        <w:r>
-          <w:rPr>
-            <w:lang w:val="en_US" w:bidi="en_US"/>
-          </w:rPr>
-          <w:rPr>
-            <w:color w:val="0000EE"/>
-            <w:u w:val="single"/>
-          </w:rPr>
-          <w:t>1:2–4</w:t>
-        </w:r>
-      </w:hyperlink>
-      <w:r>
-        <w:rPr>
-          <w:lang w:val="en_US" w:bidi="en_US"/>
-        </w:rPr>
-        <w:t xml:space="preserve">; </w:t>
-      </w:r>
-      <w:hyperlink r:id="rId27">
-        <w:r>
-          <w:rPr>
-            <w:lang w:val="en_US" w:bidi="en_US"/>
-          </w:rPr>
-          <w:rPr>
-            <w:color w:val="0000EE"/>
-            <w:u w:val="single"/>
-          </w:rPr>
-          <w:t>2:4–15</w:t>
-        </w:r>
-      </w:hyperlink>
-      <w:r>
-        <w:rPr>
-          <w:lang w:val="en_US" w:bidi="en_US"/>
-        </w:rPr>
-        <w:t xml:space="preserve">; </w:t>
-      </w:r>
-      <w:hyperlink r:id="rId29">
-        <w:r>
-          <w:rPr>
-            <w:lang w:val="en_US" w:bidi="en_US"/>
-          </w:rPr>
-          <w:rPr>
-            <w:color w:val="0000EE"/>
-            <w:u w:val="single"/>
-          </w:rPr>
-          <w:t>3:8</w:t>
-        </w:r>
-      </w:hyperlink>
-      <w:r>
-        <w:rPr>
-          <w:lang w:val="en_US" w:bidi="en_US"/>
-        </w:rPr>
-        <w:t>). God will pour out his wrath in judgment against humanity’s sin and rebellion.</w:t>
+        <w:t>The “remnant of Israel,” the faithful people of Israel who remain loyal to God, will receive God’s blessings (</w:t>
+      </w:r>
+      <w:hyperlink r:id="rId34">
+        <w:r>
+          <w:rPr>
+            <w:lang w:val="en_US" w:bidi="en_US"/>
+          </w:rPr>
+          <w:rPr>
+            <w:color w:val="0000EE"/>
+            <w:u w:val="single"/>
+          </w:rPr>
+          <w:t>3:13–19</w:t>
+        </w:r>
+      </w:hyperlink>
+      <w:r>
+        <w:rPr>
+          <w:lang w:val="en_US" w:bidi="en_US"/>
+        </w:rPr>
+        <w:t xml:space="preserve">). They will rejoice in him forever. The judgment and salvation in Zephaniah point forward to God’s final judgment and salvation when Jesus Christ returns (see </w:t>
+      </w:r>
+      <w:hyperlink r:id="rId35">
+        <w:r>
+          <w:rPr>
+            <w:lang w:val="en_US" w:bidi="en_US"/>
+          </w:rPr>
+          <w:rPr>
+            <w:color w:val="0000EE"/>
+            <w:u w:val="single"/>
+          </w:rPr>
+          <w:t>Revelation 19:11–22:5</w:t>
+        </w:r>
+      </w:hyperlink>
+      <w:r>
+        <w:rPr>
+          <w:lang w:val="en_US" w:bidi="en_US"/>
+        </w:rPr>
+        <w:t>).</w:t>
+      </w:r>
+    </w:p>
+    <w:p>
+      <w:pPr>
+        <w:pStyle w:val="Heading2"/>
+      </w:pPr>
+      <w:r>
+        <w:rPr>
+          <w:lang w:val="en_US" w:bidi="en_US"/>
+        </w:rPr>
+        <w:t>Author</w:t>
       </w:r>
     </w:p>
     <w:p>
@@ -1700,367 +915,61 @@
         <w:rPr>
           <w:lang w:val="en_US" w:bidi="en_US"/>
         </w:rPr>
-        <w:t>Zephaniah focuses on the basic problem of human pride (</w:t>
-      </w:r>
-      <w:hyperlink r:id="rId56">
-        <w:r>
-          <w:rPr>
-            <w:lang w:val="en_US" w:bidi="en_US"/>
-          </w:rPr>
-          <w:rPr>
-            <w:color w:val="0000EE"/>
-            <w:u w:val="single"/>
-          </w:rPr>
-          <w:t>2:15</w:t>
-        </w:r>
-      </w:hyperlink>
-      <w:r>
-        <w:rPr>
-          <w:lang w:val="en_US" w:bidi="en_US"/>
-        </w:rPr>
-        <w:t>), which engenders a spirit of inner wickedness (</w:t>
-      </w:r>
-      <w:hyperlink r:id="rId57">
-        <w:r>
-          <w:rPr>
-            <w:lang w:val="en_US" w:bidi="en_US"/>
-          </w:rPr>
-          <w:rPr>
-            <w:color w:val="0000EE"/>
-            <w:u w:val="single"/>
-          </w:rPr>
-          <w:t>1:3–6</w:t>
-        </w:r>
-      </w:hyperlink>
-      <w:r>
-        <w:rPr>
-          <w:lang w:val="en_US" w:bidi="en_US"/>
-        </w:rPr>
-        <w:t xml:space="preserve">, </w:t>
-      </w:r>
-      <w:hyperlink r:id="rId41">
-        <w:r>
-          <w:rPr>
-            <w:lang w:val="en_US" w:bidi="en_US"/>
-          </w:rPr>
-          <w:rPr>
-            <w:color w:val="0000EE"/>
-            <w:u w:val="single"/>
-          </w:rPr>
-          <w:t>17</w:t>
-        </w:r>
-      </w:hyperlink>
-      <w:r>
-        <w:rPr>
-          <w:lang w:val="en_US" w:bidi="en_US"/>
-        </w:rPr>
-        <w:t xml:space="preserve">; </w:t>
-      </w:r>
-      <w:hyperlink r:id="rId58">
-        <w:r>
-          <w:rPr>
-            <w:lang w:val="en_US" w:bidi="en_US"/>
-          </w:rPr>
-          <w:rPr>
-            <w:color w:val="0000EE"/>
-            <w:u w:val="single"/>
-          </w:rPr>
-          <w:t>3:1</w:t>
-        </w:r>
-      </w:hyperlink>
-      <w:r>
-        <w:rPr>
-          <w:lang w:val="en_US" w:bidi="en_US"/>
-        </w:rPr>
-        <w:t xml:space="preserve">, </w:t>
-      </w:r>
-      <w:hyperlink r:id="rId59">
-        <w:r>
-          <w:rPr>
-            <w:lang w:val="en_US" w:bidi="en_US"/>
-          </w:rPr>
-          <w:rPr>
-            <w:color w:val="0000EE"/>
-            <w:u w:val="single"/>
-          </w:rPr>
-          <w:t>4</w:t>
-        </w:r>
-      </w:hyperlink>
-      <w:r>
-        <w:rPr>
-          <w:lang w:val="en_US" w:bidi="en_US"/>
-        </w:rPr>
-        <w:t>) and causes people to reason that God will not intervene in human affairs (</w:t>
-      </w:r>
-      <w:hyperlink r:id="rId60">
-        <w:r>
-          <w:rPr>
-            <w:lang w:val="en_US" w:bidi="en_US"/>
-          </w:rPr>
-          <w:rPr>
-            <w:color w:val="0000EE"/>
-            <w:u w:val="single"/>
-          </w:rPr>
-          <w:t>1:12</w:t>
-        </w:r>
-      </w:hyperlink>
-      <w:r>
-        <w:rPr>
-          <w:lang w:val="en_US" w:bidi="en_US"/>
-        </w:rPr>
-        <w:t>). They go on in their violence and deceit (</w:t>
-      </w:r>
-      <w:hyperlink r:id="rId40">
-        <w:r>
-          <w:rPr>
-            <w:lang w:val="en_US" w:bidi="en_US"/>
-          </w:rPr>
-          <w:rPr>
-            <w:color w:val="0000EE"/>
-            <w:u w:val="single"/>
-          </w:rPr>
-          <w:t>1:9</w:t>
-        </w:r>
-      </w:hyperlink>
-      <w:r>
-        <w:rPr>
-          <w:lang w:val="en_US" w:bidi="en_US"/>
-        </w:rPr>
-        <w:t>), and their greed oppresses those around them (</w:t>
-      </w:r>
-      <w:hyperlink r:id="rId49">
-        <w:r>
-          <w:rPr>
-            <w:lang w:val="en_US" w:bidi="en_US"/>
-          </w:rPr>
-          <w:rPr>
-            <w:color w:val="0000EE"/>
-            <w:u w:val="single"/>
-          </w:rPr>
-          <w:t>1:10–11</w:t>
-        </w:r>
-      </w:hyperlink>
-      <w:r>
-        <w:rPr>
-          <w:lang w:val="en_US" w:bidi="en_US"/>
-        </w:rPr>
-        <w:t xml:space="preserve">, </w:t>
-      </w:r>
-      <w:hyperlink r:id="rId61">
-        <w:r>
-          <w:rPr>
-            <w:lang w:val="en_US" w:bidi="en_US"/>
-          </w:rPr>
-          <w:rPr>
-            <w:color w:val="0000EE"/>
-            <w:u w:val="single"/>
-          </w:rPr>
-          <w:t>13</w:t>
-        </w:r>
-      </w:hyperlink>
-      <w:r>
-        <w:rPr>
-          <w:lang w:val="en_US" w:bidi="en_US"/>
-        </w:rPr>
-        <w:t xml:space="preserve">, </w:t>
-      </w:r>
-      <w:hyperlink r:id="rId44">
-        <w:r>
-          <w:rPr>
-            <w:lang w:val="en_US" w:bidi="en_US"/>
-          </w:rPr>
-          <w:rPr>
-            <w:color w:val="0000EE"/>
-            <w:u w:val="single"/>
-          </w:rPr>
-          <w:t>18</w:t>
-        </w:r>
-      </w:hyperlink>
-      <w:r>
-        <w:rPr>
-          <w:lang w:val="en_US" w:bidi="en_US"/>
-        </w:rPr>
-        <w:t xml:space="preserve">; </w:t>
-      </w:r>
-      <w:hyperlink r:id="rId62">
-        <w:r>
-          <w:rPr>
-            <w:lang w:val="en_US" w:bidi="en_US"/>
-          </w:rPr>
-          <w:rPr>
-            <w:color w:val="0000EE"/>
-            <w:u w:val="single"/>
-          </w:rPr>
-          <w:t>3:3</w:t>
-        </w:r>
-      </w:hyperlink>
-      <w:r>
-        <w:rPr>
-          <w:lang w:val="en_US" w:bidi="en_US"/>
-        </w:rPr>
-        <w:t>). God may rescind the penalty that sinners deserve if they truly repent (</w:t>
-      </w:r>
-      <w:hyperlink r:id="rId26">
-        <w:r>
-          <w:rPr>
-            <w:lang w:val="en_US" w:bidi="en_US"/>
-          </w:rPr>
-          <w:rPr>
-            <w:color w:val="0000EE"/>
-            <w:u w:val="single"/>
-          </w:rPr>
-          <w:t>2:1–3</w:t>
-        </w:r>
-      </w:hyperlink>
-      <w:r>
-        <w:rPr>
-          <w:lang w:val="en_US" w:bidi="en_US"/>
-        </w:rPr>
-        <w:t>), but such spiritual virtues as righteousness, humility, faith, and truth are necessary (</w:t>
-      </w:r>
-      <w:hyperlink r:id="rId47">
-        <w:r>
-          <w:rPr>
-            <w:lang w:val="en_US" w:bidi="en_US"/>
-          </w:rPr>
-          <w:rPr>
-            <w:color w:val="0000EE"/>
-            <w:u w:val="single"/>
-          </w:rPr>
-          <w:t>3:12–13</w:t>
-        </w:r>
-      </w:hyperlink>
-      <w:r>
-        <w:rPr>
-          <w:lang w:val="en_US" w:bidi="en_US"/>
-        </w:rPr>
-        <w:t>). God will gather and purify a humble and faithful remnant (</w:t>
-      </w:r>
-      <w:hyperlink r:id="rId63">
-        <w:r>
-          <w:rPr>
-            <w:lang w:val="en_US" w:bidi="en_US"/>
-          </w:rPr>
-          <w:rPr>
-            <w:color w:val="0000EE"/>
-            <w:u w:val="single"/>
-          </w:rPr>
-          <w:t>3:9–10</w:t>
-        </w:r>
-      </w:hyperlink>
-      <w:r>
-        <w:rPr>
-          <w:lang w:val="en_US" w:bidi="en_US"/>
-        </w:rPr>
-        <w:t>), restore them to their land (</w:t>
-      </w:r>
-      <w:hyperlink r:id="rId64">
-        <w:r>
-          <w:rPr>
-            <w:lang w:val="en_US" w:bidi="en_US"/>
-          </w:rPr>
-          <w:rPr>
-            <w:color w:val="0000EE"/>
-            <w:u w:val="single"/>
-          </w:rPr>
-          <w:t>3:20</w:t>
-        </w:r>
-      </w:hyperlink>
-      <w:r>
-        <w:rPr>
-          <w:lang w:val="en_US" w:bidi="en_US"/>
-        </w:rPr>
-        <w:t>), and give them victory over their enemies (</w:t>
-      </w:r>
-      <w:hyperlink r:id="rId65">
-        <w:r>
-          <w:rPr>
-            <w:lang w:val="en_US" w:bidi="en_US"/>
-          </w:rPr>
-          <w:rPr>
-            <w:color w:val="0000EE"/>
-            <w:u w:val="single"/>
-          </w:rPr>
-          <w:t>2:7</w:t>
-        </w:r>
-      </w:hyperlink>
-      <w:r>
-        <w:rPr>
-          <w:lang w:val="en_US" w:bidi="en_US"/>
-        </w:rPr>
-        <w:t xml:space="preserve">, </w:t>
-      </w:r>
-      <w:hyperlink r:id="rId66">
-        <w:r>
-          <w:rPr>
-            <w:lang w:val="en_US" w:bidi="en_US"/>
-          </w:rPr>
-          <w:rPr>
-            <w:color w:val="0000EE"/>
-            <w:u w:val="single"/>
-          </w:rPr>
-          <w:t>9</w:t>
-        </w:r>
-      </w:hyperlink>
-      <w:r>
-        <w:rPr>
-          <w:lang w:val="en_US" w:bidi="en_US"/>
-        </w:rPr>
-        <w:t>). Jerusalem will be a blissful place (</w:t>
-      </w:r>
-      <w:hyperlink r:id="rId42">
-        <w:r>
-          <w:rPr>
-            <w:lang w:val="en_US" w:bidi="en_US"/>
-          </w:rPr>
-          <w:rPr>
-            <w:color w:val="0000EE"/>
-            <w:u w:val="single"/>
-          </w:rPr>
-          <w:t>3:11</w:t>
-        </w:r>
-      </w:hyperlink>
-      <w:r>
-        <w:rPr>
-          <w:lang w:val="en_US" w:bidi="en_US"/>
-        </w:rPr>
-        <w:t xml:space="preserve">, </w:t>
-      </w:r>
-      <w:hyperlink r:id="rId67">
-        <w:r>
-          <w:rPr>
-            <w:lang w:val="en_US" w:bidi="en_US"/>
-          </w:rPr>
-          <w:rPr>
-            <w:color w:val="0000EE"/>
-            <w:u w:val="single"/>
-          </w:rPr>
-          <w:t>18</w:t>
-        </w:r>
-      </w:hyperlink>
-      <w:r>
-        <w:rPr>
-          <w:lang w:val="en_US" w:bidi="en_US"/>
-        </w:rPr>
-        <w:t>) because God will save and bless his people (</w:t>
-      </w:r>
-      <w:hyperlink r:id="rId68">
-        <w:r>
-          <w:rPr>
-            <w:lang w:val="en_US" w:bidi="en_US"/>
-          </w:rPr>
-          <w:rPr>
-            <w:color w:val="0000EE"/>
-            <w:u w:val="single"/>
-          </w:rPr>
-          <w:t>3:14–20</w:t>
-        </w:r>
-      </w:hyperlink>
-      <w:r>
-        <w:rPr>
-          <w:lang w:val="en_US" w:bidi="en_US"/>
-        </w:rPr>
-        <w:t>).</w:t>
+        <w:t xml:space="preserve">Little is known about Zephaniah beyond the family line in </w:t>
+      </w:r>
+      <w:hyperlink r:id="rId36">
+        <w:r>
+          <w:rPr>
+            <w:lang w:val="en_US" w:bidi="en_US"/>
+          </w:rPr>
+          <w:rPr>
+            <w:color w:val="0000EE"/>
+            <w:u w:val="single"/>
+          </w:rPr>
+          <w:t>1:1</w:t>
+        </w:r>
+      </w:hyperlink>
+      <w:r>
+        <w:rPr>
+          <w:lang w:val="en_US" w:bidi="en_US"/>
+        </w:rPr>
+        <w:t xml:space="preserve">. This verse traces his family line to Hezekiah. This verse traces his family back to Hezekiah. Jewish and Christian teachers have often understood this Hezekiah to be King Hezekiah (see </w:t>
+      </w:r>
+      <w:hyperlink r:id="rId37">
+        <w:r>
+          <w:rPr>
+            <w:lang w:val="en_US" w:bidi="en_US"/>
+          </w:rPr>
+          <w:rPr>
+            <w:color w:val="0000EE"/>
+            <w:u w:val="single"/>
+          </w:rPr>
+          <w:t>2 Kings 18:1–20:20</w:t>
+        </w:r>
+      </w:hyperlink>
+      <w:r>
+        <w:rPr>
+          <w:lang w:val="en_US" w:bidi="en_US"/>
+        </w:rPr>
+        <w:t xml:space="preserve">). If this is correct, Zephaniah came from a royal family. He may also have had a good influence on young King Josiah. The list of four generations in </w:t>
+      </w:r>
+      <w:hyperlink r:id="rId36">
+        <w:r>
+          <w:rPr>
+            <w:lang w:val="en_US" w:bidi="en_US"/>
+          </w:rPr>
+          <w:rPr>
+            <w:color w:val="0000EE"/>
+            <w:u w:val="single"/>
+          </w:rPr>
+          <w:t>1:1</w:t>
+        </w:r>
+      </w:hyperlink>
+      <w:r>
+        <w:rPr>
+          <w:lang w:val="en_US" w:bidi="en_US"/>
+        </w:rPr>
+        <w:t xml:space="preserve"> is unusual. At the least, it shows that Zephaniah came from an important family.</w:t>
       </w:r>
     </w:p>
     <w:p>
@@ -2074,7 +983,1295 @@
         <w:rPr>
           <w:lang w:val="en_US" w:bidi="en_US"/>
         </w:rPr>
-        <w:t>Zephaniah’s message of personal accountability for sin is echoed in New Testament teachings (</w:t>
+        <w:t>Zephaniah lived in Jerusalem and knew what was happening there (</w:t>
+      </w:r>
+      <w:hyperlink r:id="rId38">
+        <w:r>
+          <w:rPr>
+            <w:lang w:val="en_US" w:bidi="en_US"/>
+          </w:rPr>
+          <w:rPr>
+            <w:color w:val="0000EE"/>
+            <w:u w:val="single"/>
+          </w:rPr>
+          <w:t>Zephaniah 1:10–13</w:t>
+        </w:r>
+      </w:hyperlink>
+      <w:r>
+        <w:rPr>
+          <w:lang w:val="en_US" w:bidi="en_US"/>
+        </w:rPr>
+        <w:t>). He understood spiritual and moral problems clearly. He spoke against the people because they had turned away from God and were living in sin. He especially warned the leaders (</w:t>
+      </w:r>
+      <w:hyperlink r:id="rId39">
+        <w:r>
+          <w:rPr>
+            <w:lang w:val="en_US" w:bidi="en_US"/>
+          </w:rPr>
+          <w:rPr>
+            <w:color w:val="0000EE"/>
+            <w:u w:val="single"/>
+          </w:rPr>
+          <w:t>1:4–6</w:t>
+        </w:r>
+      </w:hyperlink>
+      <w:r>
+        <w:rPr>
+          <w:lang w:val="en_US" w:bidi="en_US"/>
+        </w:rPr>
+        <w:t xml:space="preserve">, </w:t>
+      </w:r>
+      <w:hyperlink r:id="rId40">
+        <w:r>
+          <w:rPr>
+            <w:lang w:val="en_US" w:bidi="en_US"/>
+          </w:rPr>
+          <w:rPr>
+            <w:color w:val="0000EE"/>
+            <w:u w:val="single"/>
+          </w:rPr>
+          <w:t>9</w:t>
+        </w:r>
+      </w:hyperlink>
+      <w:r>
+        <w:rPr>
+          <w:lang w:val="en_US" w:bidi="en_US"/>
+        </w:rPr>
+        <w:t xml:space="preserve">, </w:t>
+      </w:r>
+      <w:hyperlink r:id="rId41">
+        <w:r>
+          <w:rPr>
+            <w:lang w:val="en_US" w:bidi="en_US"/>
+          </w:rPr>
+          <w:rPr>
+            <w:color w:val="0000EE"/>
+            <w:u w:val="single"/>
+          </w:rPr>
+          <w:t>17</w:t>
+        </w:r>
+      </w:hyperlink>
+      <w:r>
+        <w:rPr>
+          <w:lang w:val="en_US" w:bidi="en_US"/>
+        </w:rPr>
+        <w:t xml:space="preserve">; </w:t>
+      </w:r>
+      <w:hyperlink r:id="rId22">
+        <w:r>
+          <w:rPr>
+            <w:lang w:val="en_US" w:bidi="en_US"/>
+          </w:rPr>
+          <w:rPr>
+            <w:color w:val="0000EE"/>
+            <w:u w:val="single"/>
+          </w:rPr>
+          <w:t>3:1–4</w:t>
+        </w:r>
+      </w:hyperlink>
+      <w:r>
+        <w:rPr>
+          <w:lang w:val="en_US" w:bidi="en_US"/>
+        </w:rPr>
+        <w:t xml:space="preserve">, </w:t>
+      </w:r>
+      <w:hyperlink r:id="rId23">
+        <w:r>
+          <w:rPr>
+            <w:lang w:val="en_US" w:bidi="en_US"/>
+          </w:rPr>
+          <w:rPr>
+            <w:color w:val="0000EE"/>
+            <w:u w:val="single"/>
+          </w:rPr>
+          <w:t>7</w:t>
+        </w:r>
+      </w:hyperlink>
+      <w:r>
+        <w:rPr>
+          <w:lang w:val="en_US" w:bidi="en_US"/>
+        </w:rPr>
+        <w:t xml:space="preserve">, </w:t>
+      </w:r>
+      <w:hyperlink r:id="rId42">
+        <w:r>
+          <w:rPr>
+            <w:lang w:val="en_US" w:bidi="en_US"/>
+          </w:rPr>
+          <w:rPr>
+            <w:color w:val="0000EE"/>
+            <w:u w:val="single"/>
+          </w:rPr>
+          <w:t>11</w:t>
+        </w:r>
+      </w:hyperlink>
+      <w:r>
+        <w:rPr>
+          <w:lang w:val="en_US" w:bidi="en_US"/>
+        </w:rPr>
+        <w:t xml:space="preserve">). </w:t>
+      </w:r>
+    </w:p>
+    <w:p>
+      <w:pPr/>
+      <w:r>
+        <w:rPr>
+          <w:lang w:val="en_US" w:bidi="en_US"/>
+        </w:rPr>
+      </w:r>
+      <w:r>
+        <w:rPr>
+          <w:lang w:val="en_US" w:bidi="en_US"/>
+        </w:rPr>
+        <w:t>Zephaniah also spoke against greed and love of wealth. These sins harmed the poor (</w:t>
+      </w:r>
+      <w:hyperlink r:id="rId43">
+        <w:r>
+          <w:rPr>
+            <w:lang w:val="en_US" w:bidi="en_US"/>
+          </w:rPr>
+          <w:rPr>
+            <w:color w:val="0000EE"/>
+            <w:u w:val="single"/>
+          </w:rPr>
+          <w:t>1:8</w:t>
+        </w:r>
+      </w:hyperlink>
+      <w:r>
+        <w:rPr>
+          <w:lang w:val="en_US" w:bidi="en_US"/>
+        </w:rPr>
+        <w:t xml:space="preserve">, </w:t>
+      </w:r>
+      <w:hyperlink r:id="rId38">
+        <w:r>
+          <w:rPr>
+            <w:lang w:val="en_US" w:bidi="en_US"/>
+          </w:rPr>
+          <w:rPr>
+            <w:color w:val="0000EE"/>
+            <w:u w:val="single"/>
+          </w:rPr>
+          <w:t>10–13</w:t>
+        </w:r>
+      </w:hyperlink>
+      <w:r>
+        <w:rPr>
+          <w:lang w:val="en_US" w:bidi="en_US"/>
+        </w:rPr>
+        <w:t xml:space="preserve">, </w:t>
+      </w:r>
+      <w:hyperlink r:id="rId44">
+        <w:r>
+          <w:rPr>
+            <w:lang w:val="en_US" w:bidi="en_US"/>
+          </w:rPr>
+          <w:rPr>
+            <w:color w:val="0000EE"/>
+            <w:u w:val="single"/>
+          </w:rPr>
+          <w:t>18</w:t>
+        </w:r>
+      </w:hyperlink>
+      <w:r>
+        <w:rPr>
+          <w:lang w:val="en_US" w:bidi="en_US"/>
+        </w:rPr>
+        <w:t>). He knew what was happening in the nations around Judah. He announced that God would judge those nations for their sins (</w:t>
+      </w:r>
+      <w:hyperlink r:id="rId27">
+        <w:r>
+          <w:rPr>
+            <w:lang w:val="en_US" w:bidi="en_US"/>
+          </w:rPr>
+          <w:rPr>
+            <w:color w:val="0000EE"/>
+            <w:u w:val="single"/>
+          </w:rPr>
+          <w:t>2:4–15</w:t>
+        </w:r>
+      </w:hyperlink>
+      <w:r>
+        <w:rPr>
+          <w:lang w:val="en_US" w:bidi="en_US"/>
+        </w:rPr>
+        <w:t xml:space="preserve">). </w:t>
+      </w:r>
+    </w:p>
+    <w:p>
+      <w:pPr/>
+      <w:r>
+        <w:rPr>
+          <w:lang w:val="en_US" w:bidi="en_US"/>
+        </w:rPr>
+      </w:r>
+      <w:r>
+        <w:rPr>
+          <w:lang w:val="en_US" w:bidi="en_US"/>
+        </w:rPr>
+        <w:t>Above all, Zephaniah cared deeply about the Lord's reputation (</w:t>
+      </w:r>
+      <w:hyperlink r:id="rId45">
+        <w:r>
+          <w:rPr>
+            <w:lang w:val="en_US" w:bidi="en_US"/>
+          </w:rPr>
+          <w:rPr>
+            <w:color w:val="0000EE"/>
+            <w:u w:val="single"/>
+          </w:rPr>
+          <w:t>1:6</w:t>
+        </w:r>
+      </w:hyperlink>
+      <w:r>
+        <w:rPr>
+          <w:lang w:val="en_US" w:bidi="en_US"/>
+        </w:rPr>
+        <w:t xml:space="preserve">; </w:t>
+      </w:r>
+      <w:hyperlink r:id="rId23">
+        <w:r>
+          <w:rPr>
+            <w:lang w:val="en_US" w:bidi="en_US"/>
+          </w:rPr>
+          <w:rPr>
+            <w:color w:val="0000EE"/>
+            <w:u w:val="single"/>
+          </w:rPr>
+          <w:t>3:7</w:t>
+        </w:r>
+      </w:hyperlink>
+      <w:r>
+        <w:rPr>
+          <w:lang w:val="en_US" w:bidi="en_US"/>
+        </w:rPr>
+        <w:t>). He also cared deeply about all people who humbly trust in God (</w:t>
+      </w:r>
+      <w:hyperlink r:id="rId46">
+        <w:r>
+          <w:rPr>
+            <w:lang w:val="en_US" w:bidi="en_US"/>
+          </w:rPr>
+          <w:rPr>
+            <w:color w:val="0000EE"/>
+            <w:u w:val="single"/>
+          </w:rPr>
+          <w:t>2:3</w:t>
+        </w:r>
+      </w:hyperlink>
+      <w:r>
+        <w:rPr>
+          <w:lang w:val="en_US" w:bidi="en_US"/>
+        </w:rPr>
+        <w:t xml:space="preserve">; </w:t>
+      </w:r>
+      <w:hyperlink r:id="rId31">
+        <w:r>
+          <w:rPr>
+            <w:lang w:val="en_US" w:bidi="en_US"/>
+          </w:rPr>
+          <w:rPr>
+            <w:color w:val="0000EE"/>
+            <w:u w:val="single"/>
+          </w:rPr>
+          <w:t>3:9</w:t>
+        </w:r>
+      </w:hyperlink>
+      <w:r>
+        <w:rPr>
+          <w:lang w:val="en_US" w:bidi="en_US"/>
+        </w:rPr>
+        <w:t xml:space="preserve">, </w:t>
+      </w:r>
+      <w:hyperlink r:id="rId47">
+        <w:r>
+          <w:rPr>
+            <w:lang w:val="en_US" w:bidi="en_US"/>
+          </w:rPr>
+          <w:rPr>
+            <w:color w:val="0000EE"/>
+            <w:u w:val="single"/>
+          </w:rPr>
+          <w:t>12–13</w:t>
+        </w:r>
+      </w:hyperlink>
+      <w:r>
+        <w:rPr>
+          <w:lang w:val="en_US" w:bidi="en_US"/>
+        </w:rPr>
+        <w:t>).</w:t>
+      </w:r>
+    </w:p>
+    <w:p>
+      <w:pPr>
+        <w:pStyle w:val="Heading2"/>
+      </w:pPr>
+      <w:r>
+        <w:rPr>
+          <w:lang w:val="en_US" w:bidi="en_US"/>
+        </w:rPr>
+        <w:t>Date</w:t>
+      </w:r>
+    </w:p>
+    <w:p>
+      <w:pPr/>
+      <w:r>
+        <w:rPr>
+          <w:lang w:val="en_US" w:bidi="en_US"/>
+        </w:rPr>
+      </w:r>
+      <w:r>
+        <w:rPr>
+          <w:lang w:val="en_US" w:bidi="en_US"/>
+        </w:rPr>
+        <w:t xml:space="preserve">Zephaniah himself said that his prophetic ministry took place during the time of Josiah, who ruled from 640 to 609 BC (see </w:t>
+      </w:r>
+      <w:hyperlink r:id="rId36">
+        <w:r>
+          <w:rPr>
+            <w:lang w:val="en_US" w:bidi="en_US"/>
+          </w:rPr>
+          <w:rPr>
+            <w:color w:val="0000EE"/>
+            <w:u w:val="single"/>
+          </w:rPr>
+          <w:t>1:1</w:t>
+        </w:r>
+      </w:hyperlink>
+      <w:r>
+        <w:rPr>
+          <w:lang w:val="en_US" w:bidi="en_US"/>
+        </w:rPr>
+        <w:t>). Several facts suggest that Zephaniah prophesied early in Josiah’s rule. This was before the Book of the Law was found and before Josiah’s reforms began.</w:t>
+      </w:r>
+    </w:p>
+    <w:p>
+      <w:pPr/>
+      <w:r>
+        <w:rPr>
+          <w:lang w:val="en_US" w:bidi="en_US"/>
+        </w:rPr>
+      </w:r>
+      <w:r>
+        <w:rPr>
+          <w:lang w:val="en_US" w:bidi="en_US"/>
+        </w:rPr>
+        <w:t>Zephaniah said that Judah still followed false religious practices from Canaanite worship. These practices were common during the time of Manasseh (</w:t>
+      </w:r>
+      <w:hyperlink r:id="rId48">
+        <w:r>
+          <w:rPr>
+            <w:lang w:val="en_US" w:bidi="en_US"/>
+          </w:rPr>
+          <w:rPr>
+            <w:color w:val="0000EE"/>
+            <w:u w:val="single"/>
+          </w:rPr>
+          <w:t>1:4–5</w:t>
+        </w:r>
+      </w:hyperlink>
+      <w:r>
+        <w:rPr>
+          <w:lang w:val="en_US" w:bidi="en_US"/>
+        </w:rPr>
+        <w:t xml:space="preserve">, </w:t>
+      </w:r>
+      <w:hyperlink r:id="rId40">
+        <w:r>
+          <w:rPr>
+            <w:lang w:val="en_US" w:bidi="en_US"/>
+          </w:rPr>
+          <w:rPr>
+            <w:color w:val="0000EE"/>
+            <w:u w:val="single"/>
+          </w:rPr>
+          <w:t>9</w:t>
+        </w:r>
+      </w:hyperlink>
+      <w:r>
+        <w:rPr>
+          <w:lang w:val="en_US" w:bidi="en_US"/>
+        </w:rPr>
+        <w:t>). Many people did not worship the Lord at all (</w:t>
+      </w:r>
+      <w:hyperlink r:id="rId45">
+        <w:r>
+          <w:rPr>
+            <w:lang w:val="en_US" w:bidi="en_US"/>
+          </w:rPr>
+          <w:rPr>
+            <w:color w:val="0000EE"/>
+            <w:u w:val="single"/>
+          </w:rPr>
+          <w:t>1:6</w:t>
+        </w:r>
+      </w:hyperlink>
+      <w:r>
+        <w:rPr>
+          <w:lang w:val="en_US" w:bidi="en_US"/>
+        </w:rPr>
+        <w:t>). Leaders loved to wear the clothing of foreign merchants who had large businesses in Jerusalem (</w:t>
+      </w:r>
+      <w:hyperlink r:id="rId43">
+        <w:r>
+          <w:rPr>
+            <w:lang w:val="en_US" w:bidi="en_US"/>
+          </w:rPr>
+          <w:rPr>
+            <w:color w:val="0000EE"/>
+            <w:u w:val="single"/>
+          </w:rPr>
+          <w:t>1:8</w:t>
+        </w:r>
+      </w:hyperlink>
+      <w:r>
+        <w:rPr>
+          <w:lang w:val="en_US" w:bidi="en_US"/>
+        </w:rPr>
+        <w:t xml:space="preserve">; </w:t>
+      </w:r>
+      <w:hyperlink r:id="rId49">
+        <w:r>
+          <w:rPr>
+            <w:lang w:val="en_US" w:bidi="en_US"/>
+          </w:rPr>
+          <w:rPr>
+            <w:color w:val="0000EE"/>
+            <w:u w:val="single"/>
+          </w:rPr>
+          <w:t>1:10–11</w:t>
+        </w:r>
+      </w:hyperlink>
+      <w:r>
+        <w:rPr>
+          <w:lang w:val="en_US" w:bidi="en_US"/>
+        </w:rPr>
+        <w:t xml:space="preserve">). </w:t>
+      </w:r>
+    </w:p>
+    <w:p>
+      <w:pPr/>
+      <w:r>
+        <w:rPr>
+          <w:lang w:val="en_US" w:bidi="en_US"/>
+        </w:rPr>
+      </w:r>
+      <w:r>
+        <w:rPr>
+          <w:lang w:val="en_US" w:bidi="en_US"/>
+        </w:rPr>
+        <w:t>Judah’s society also had many serious problems. The people faced social and economic injustice (</w:t>
+      </w:r>
+      <w:hyperlink r:id="rId50">
+        <w:r>
+          <w:rPr>
+            <w:lang w:val="en_US" w:bidi="en_US"/>
+          </w:rPr>
+          <w:rPr>
+            <w:color w:val="0000EE"/>
+            <w:u w:val="single"/>
+          </w:rPr>
+          <w:t>1:12–13</w:t>
+        </w:r>
+      </w:hyperlink>
+      <w:r>
+        <w:rPr>
+          <w:lang w:val="en_US" w:bidi="en_US"/>
+        </w:rPr>
+        <w:t xml:space="preserve">, </w:t>
+      </w:r>
+      <w:hyperlink r:id="rId44">
+        <w:r>
+          <w:rPr>
+            <w:lang w:val="en_US" w:bidi="en_US"/>
+          </w:rPr>
+          <w:rPr>
+            <w:color w:val="0000EE"/>
+            <w:u w:val="single"/>
+          </w:rPr>
+          <w:t>18</w:t>
+        </w:r>
+      </w:hyperlink>
+      <w:r>
+        <w:rPr>
+          <w:lang w:val="en_US" w:bidi="en_US"/>
+        </w:rPr>
+        <w:t>). Their political and religious leaders were corrupt (</w:t>
+      </w:r>
+      <w:hyperlink r:id="rId22">
+        <w:r>
+          <w:rPr>
+            <w:lang w:val="en_US" w:bidi="en_US"/>
+          </w:rPr>
+          <w:rPr>
+            <w:color w:val="0000EE"/>
+            <w:u w:val="single"/>
+          </w:rPr>
+          <w:t>3:1–4</w:t>
+        </w:r>
+      </w:hyperlink>
+      <w:r>
+        <w:rPr>
+          <w:lang w:val="en_US" w:bidi="en_US"/>
+        </w:rPr>
+        <w:t xml:space="preserve">, </w:t>
+      </w:r>
+      <w:hyperlink r:id="rId23">
+        <w:r>
+          <w:rPr>
+            <w:lang w:val="en_US" w:bidi="en_US"/>
+          </w:rPr>
+          <w:rPr>
+            <w:color w:val="0000EE"/>
+            <w:u w:val="single"/>
+          </w:rPr>
+          <w:t>7</w:t>
+        </w:r>
+      </w:hyperlink>
+      <w:r>
+        <w:rPr>
+          <w:lang w:val="en_US" w:bidi="en_US"/>
+        </w:rPr>
+        <w:t xml:space="preserve">, </w:t>
+      </w:r>
+      <w:hyperlink r:id="rId42">
+        <w:r>
+          <w:rPr>
+            <w:lang w:val="en_US" w:bidi="en_US"/>
+          </w:rPr>
+          <w:rPr>
+            <w:color w:val="0000EE"/>
+            <w:u w:val="single"/>
+          </w:rPr>
+          <w:t>11</w:t>
+        </w:r>
+      </w:hyperlink>
+      <w:r>
+        <w:rPr>
+          <w:lang w:val="en_US" w:bidi="en_US"/>
+        </w:rPr>
+        <w:t>). Josiah’s reforms corrected much of this around 622 BC (</w:t>
+      </w:r>
+      <w:hyperlink r:id="rId51">
+        <w:r>
+          <w:rPr>
+            <w:lang w:val="en_US" w:bidi="en_US"/>
+          </w:rPr>
+          <w:rPr>
+            <w:color w:val="0000EE"/>
+            <w:u w:val="single"/>
+          </w:rPr>
+          <w:t>2 Kings 23:4–14</w:t>
+        </w:r>
+      </w:hyperlink>
+      <w:r>
+        <w:rPr>
+          <w:lang w:val="en_US" w:bidi="en_US"/>
+        </w:rPr>
+        <w:t>). So Zephaniah probably gave his prophecy between 635 and 622 BC.</w:t>
+      </w:r>
+    </w:p>
+    <w:p>
+      <w:pPr>
+        <w:pStyle w:val="Heading2"/>
+      </w:pPr>
+      <w:r>
+        <w:rPr>
+          <w:lang w:val="en_US" w:bidi="en_US"/>
+        </w:rPr>
+        <w:t>Meaning and Message</w:t>
+      </w:r>
+    </w:p>
+    <w:p>
+      <w:pPr/>
+      <w:r>
+        <w:rPr>
+          <w:lang w:val="en_US" w:bidi="en_US"/>
+        </w:rPr>
+      </w:r>
+      <w:r>
+        <w:rPr>
+          <w:lang w:val="en_US" w:bidi="en_US"/>
+        </w:rPr>
+        <w:t>Like Nahum and Habakkuk, who prophesied during the same period, Zephaniah shows that God is the sovereign Lord over human history. This means God rules over all people and nations. God is the judge of all people (</w:t>
+      </w:r>
+      <w:hyperlink r:id="rId24">
+        <w:r>
+          <w:rPr>
+            <w:lang w:val="en_US" w:bidi="en_US"/>
+          </w:rPr>
+          <w:rPr>
+            <w:color w:val="0000EE"/>
+            <w:u w:val="single"/>
+          </w:rPr>
+          <w:t>Zephaniah 1:2–3</w:t>
+        </w:r>
+      </w:hyperlink>
+      <w:r>
+        <w:rPr>
+          <w:lang w:val="en_US" w:bidi="en_US"/>
+        </w:rPr>
+        <w:t xml:space="preserve">, </w:t>
+      </w:r>
+      <w:hyperlink r:id="rId52">
+        <w:r>
+          <w:rPr>
+            <w:lang w:val="en_US" w:bidi="en_US"/>
+          </w:rPr>
+          <w:rPr>
+            <w:color w:val="0000EE"/>
+            <w:u w:val="single"/>
+          </w:rPr>
+          <w:t>7</w:t>
+        </w:r>
+      </w:hyperlink>
+      <w:r>
+        <w:rPr>
+          <w:lang w:val="en_US" w:bidi="en_US"/>
+        </w:rPr>
+        <w:t xml:space="preserve">, </w:t>
+      </w:r>
+      <w:hyperlink r:id="rId25">
+        <w:r>
+          <w:rPr>
+            <w:lang w:val="en_US" w:bidi="en_US"/>
+          </w:rPr>
+          <w:rPr>
+            <w:color w:val="0000EE"/>
+            <w:u w:val="single"/>
+          </w:rPr>
+          <w:t>14–18</w:t>
+        </w:r>
+      </w:hyperlink>
+      <w:r>
+        <w:rPr>
+          <w:lang w:val="en_US" w:bidi="en_US"/>
+        </w:rPr>
+        <w:t xml:space="preserve">; </w:t>
+      </w:r>
+      <w:hyperlink r:id="rId29">
+        <w:r>
+          <w:rPr>
+            <w:lang w:val="en_US" w:bidi="en_US"/>
+          </w:rPr>
+          <w:rPr>
+            <w:color w:val="0000EE"/>
+            <w:u w:val="single"/>
+          </w:rPr>
+          <w:t>3:8</w:t>
+        </w:r>
+      </w:hyperlink>
+      <w:r>
+        <w:rPr>
+          <w:lang w:val="en_US" w:bidi="en_US"/>
+        </w:rPr>
+        <w:t>). He punishes the evil actions of people (</w:t>
+      </w:r>
+      <w:hyperlink r:id="rId53">
+        <w:r>
+          <w:rPr>
+            <w:lang w:val="en_US" w:bidi="en_US"/>
+          </w:rPr>
+          <w:rPr>
+            <w:color w:val="0000EE"/>
+            <w:u w:val="single"/>
+          </w:rPr>
+          <w:t>1:8–9</w:t>
+        </w:r>
+      </w:hyperlink>
+      <w:r>
+        <w:rPr>
+          <w:lang w:val="en_US" w:bidi="en_US"/>
+        </w:rPr>
+        <w:t xml:space="preserve">, </w:t>
+      </w:r>
+      <w:hyperlink r:id="rId41">
+        <w:r>
+          <w:rPr>
+            <w:lang w:val="en_US" w:bidi="en_US"/>
+          </w:rPr>
+          <w:rPr>
+            <w:color w:val="0000EE"/>
+            <w:u w:val="single"/>
+          </w:rPr>
+          <w:t>17</w:t>
+        </w:r>
+      </w:hyperlink>
+      <w:r>
+        <w:rPr>
+          <w:lang w:val="en_US" w:bidi="en_US"/>
+        </w:rPr>
+        <w:t xml:space="preserve">; </w:t>
+      </w:r>
+      <w:hyperlink r:id="rId23">
+        <w:r>
+          <w:rPr>
+            <w:lang w:val="en_US" w:bidi="en_US"/>
+          </w:rPr>
+          <w:rPr>
+            <w:color w:val="0000EE"/>
+            <w:u w:val="single"/>
+          </w:rPr>
+          <w:t>3:7</w:t>
+        </w:r>
+      </w:hyperlink>
+      <w:r>
+        <w:rPr>
+          <w:lang w:val="en_US" w:bidi="en_US"/>
+        </w:rPr>
+        <w:t xml:space="preserve">, </w:t>
+      </w:r>
+      <w:hyperlink r:id="rId42">
+        <w:r>
+          <w:rPr>
+            <w:lang w:val="en_US" w:bidi="en_US"/>
+          </w:rPr>
+          <w:rPr>
+            <w:color w:val="0000EE"/>
+            <w:u w:val="single"/>
+          </w:rPr>
+          <w:t>11</w:t>
+        </w:r>
+      </w:hyperlink>
+      <w:r>
+        <w:rPr>
+          <w:lang w:val="en_US" w:bidi="en_US"/>
+        </w:rPr>
+        <w:t>) and nations (</w:t>
+      </w:r>
+      <w:hyperlink r:id="rId27">
+        <w:r>
+          <w:rPr>
+            <w:lang w:val="en_US" w:bidi="en_US"/>
+          </w:rPr>
+          <w:rPr>
+            <w:color w:val="0000EE"/>
+            <w:u w:val="single"/>
+          </w:rPr>
+          <w:t>2:4–15</w:t>
+        </w:r>
+      </w:hyperlink>
+      <w:r>
+        <w:rPr>
+          <w:lang w:val="en_US" w:bidi="en_US"/>
+        </w:rPr>
+        <w:t xml:space="preserve">; </w:t>
+      </w:r>
+      <w:hyperlink r:id="rId54">
+        <w:r>
+          <w:rPr>
+            <w:lang w:val="en_US" w:bidi="en_US"/>
+          </w:rPr>
+          <w:rPr>
+            <w:color w:val="0000EE"/>
+            <w:u w:val="single"/>
+          </w:rPr>
+          <w:t>3:6</w:t>
+        </w:r>
+      </w:hyperlink>
+      <w:r>
+        <w:rPr>
+          <w:lang w:val="en_US" w:bidi="en_US"/>
+        </w:rPr>
+        <w:t>). This sovereign Judge has chosen a time when he will act in history. He will defeat evil and bring righteousness that lasts forever.</w:t>
+      </w:r>
+    </w:p>
+    <w:p>
+      <w:pPr/>
+      <w:r>
+        <w:rPr>
+          <w:lang w:val="en_US" w:bidi="en_US"/>
+        </w:rPr>
+      </w:r>
+      <w:r>
+        <w:rPr>
+          <w:lang w:val="en_US" w:bidi="en_US"/>
+        </w:rPr>
+        <w:t>The day of the Lord will include all nations (</w:t>
+      </w:r>
+      <w:hyperlink r:id="rId55">
+        <w:r>
+          <w:rPr>
+            <w:lang w:val="en_US" w:bidi="en_US"/>
+          </w:rPr>
+          <w:rPr>
+            <w:color w:val="0000EE"/>
+            <w:u w:val="single"/>
+          </w:rPr>
+          <w:t>1:2–4</w:t>
+        </w:r>
+      </w:hyperlink>
+      <w:r>
+        <w:rPr>
+          <w:lang w:val="en_US" w:bidi="en_US"/>
+        </w:rPr>
+        <w:t xml:space="preserve">; </w:t>
+      </w:r>
+      <w:hyperlink r:id="rId27">
+        <w:r>
+          <w:rPr>
+            <w:lang w:val="en_US" w:bidi="en_US"/>
+          </w:rPr>
+          <w:rPr>
+            <w:color w:val="0000EE"/>
+            <w:u w:val="single"/>
+          </w:rPr>
+          <w:t>2:4–15</w:t>
+        </w:r>
+      </w:hyperlink>
+      <w:r>
+        <w:rPr>
+          <w:lang w:val="en_US" w:bidi="en_US"/>
+        </w:rPr>
+        <w:t xml:space="preserve">; </w:t>
+      </w:r>
+      <w:hyperlink r:id="rId29">
+        <w:r>
+          <w:rPr>
+            <w:lang w:val="en_US" w:bidi="en_US"/>
+          </w:rPr>
+          <w:rPr>
+            <w:color w:val="0000EE"/>
+            <w:u w:val="single"/>
+          </w:rPr>
+          <w:t>3:8</w:t>
+        </w:r>
+      </w:hyperlink>
+      <w:r>
+        <w:rPr>
+          <w:lang w:val="en_US" w:bidi="en_US"/>
+        </w:rPr>
+        <w:t>). God will show his wrath, or holy anger, when he judges humanity’s sin and rebellion.</w:t>
+      </w:r>
+    </w:p>
+    <w:p>
+      <w:pPr/>
+      <w:r>
+        <w:rPr>
+          <w:lang w:val="en_US" w:bidi="en_US"/>
+        </w:rPr>
+      </w:r>
+      <w:r>
+        <w:rPr>
+          <w:lang w:val="en_US" w:bidi="en_US"/>
+        </w:rPr>
+        <w:t>Zephaniah focuses on the basic problem of human pride (</w:t>
+      </w:r>
+      <w:hyperlink r:id="rId56">
+        <w:r>
+          <w:rPr>
+            <w:lang w:val="en_US" w:bidi="en_US"/>
+          </w:rPr>
+          <w:rPr>
+            <w:color w:val="0000EE"/>
+            <w:u w:val="single"/>
+          </w:rPr>
+          <w:t>2:15</w:t>
+        </w:r>
+      </w:hyperlink>
+      <w:r>
+        <w:rPr>
+          <w:lang w:val="en_US" w:bidi="en_US"/>
+        </w:rPr>
+        <w:t>). Pride leads people to turn away from God and do evil (</w:t>
+      </w:r>
+      <w:hyperlink r:id="rId57">
+        <w:r>
+          <w:rPr>
+            <w:lang w:val="en_US" w:bidi="en_US"/>
+          </w:rPr>
+          <w:rPr>
+            <w:color w:val="0000EE"/>
+            <w:u w:val="single"/>
+          </w:rPr>
+          <w:t>1:3–6</w:t>
+        </w:r>
+      </w:hyperlink>
+      <w:r>
+        <w:rPr>
+          <w:lang w:val="en_US" w:bidi="en_US"/>
+        </w:rPr>
+        <w:t xml:space="preserve">, </w:t>
+      </w:r>
+      <w:hyperlink r:id="rId41">
+        <w:r>
+          <w:rPr>
+            <w:lang w:val="en_US" w:bidi="en_US"/>
+          </w:rPr>
+          <w:rPr>
+            <w:color w:val="0000EE"/>
+            <w:u w:val="single"/>
+          </w:rPr>
+          <w:t>17</w:t>
+        </w:r>
+      </w:hyperlink>
+      <w:r>
+        <w:rPr>
+          <w:lang w:val="en_US" w:bidi="en_US"/>
+        </w:rPr>
+        <w:t xml:space="preserve">; </w:t>
+      </w:r>
+      <w:hyperlink r:id="rId58">
+        <w:r>
+          <w:rPr>
+            <w:lang w:val="en_US" w:bidi="en_US"/>
+          </w:rPr>
+          <w:rPr>
+            <w:color w:val="0000EE"/>
+            <w:u w:val="single"/>
+          </w:rPr>
+          <w:t>3:1</w:t>
+        </w:r>
+      </w:hyperlink>
+      <w:r>
+        <w:rPr>
+          <w:lang w:val="en_US" w:bidi="en_US"/>
+        </w:rPr>
+        <w:t xml:space="preserve">, </w:t>
+      </w:r>
+      <w:hyperlink r:id="rId59">
+        <w:r>
+          <w:rPr>
+            <w:lang w:val="en_US" w:bidi="en_US"/>
+          </w:rPr>
+          <w:rPr>
+            <w:color w:val="0000EE"/>
+            <w:u w:val="single"/>
+          </w:rPr>
+          <w:t>4</w:t>
+        </w:r>
+      </w:hyperlink>
+      <w:r>
+        <w:rPr>
+          <w:lang w:val="en_US" w:bidi="en_US"/>
+        </w:rPr>
+        <w:t>). It also leads them to think that God will not act in human life (</w:t>
+      </w:r>
+      <w:hyperlink r:id="rId60">
+        <w:r>
+          <w:rPr>
+            <w:lang w:val="en_US" w:bidi="en_US"/>
+          </w:rPr>
+          <w:rPr>
+            <w:color w:val="0000EE"/>
+            <w:u w:val="single"/>
+          </w:rPr>
+          <w:t>1:12</w:t>
+        </w:r>
+      </w:hyperlink>
+      <w:r>
+        <w:rPr>
+          <w:lang w:val="en_US" w:bidi="en_US"/>
+        </w:rPr>
+        <w:t xml:space="preserve">). </w:t>
+      </w:r>
+    </w:p>
+    <w:p>
+      <w:pPr/>
+      <w:r>
+        <w:rPr>
+          <w:lang w:val="en_US" w:bidi="en_US"/>
+        </w:rPr>
+      </w:r>
+      <w:r>
+        <w:rPr>
+          <w:lang w:val="en_US" w:bidi="en_US"/>
+        </w:rPr>
+        <w:t>Because of this, they continue to use violence and lies (</w:t>
+      </w:r>
+      <w:hyperlink r:id="rId40">
+        <w:r>
+          <w:rPr>
+            <w:lang w:val="en_US" w:bidi="en_US"/>
+          </w:rPr>
+          <w:rPr>
+            <w:color w:val="0000EE"/>
+            <w:u w:val="single"/>
+          </w:rPr>
+          <w:t>1:9</w:t>
+        </w:r>
+      </w:hyperlink>
+      <w:r>
+        <w:rPr>
+          <w:lang w:val="en_US" w:bidi="en_US"/>
+        </w:rPr>
+        <w:t>). Their greed also harms the people around them (</w:t>
+      </w:r>
+      <w:hyperlink r:id="rId49">
+        <w:r>
+          <w:rPr>
+            <w:lang w:val="en_US" w:bidi="en_US"/>
+          </w:rPr>
+          <w:rPr>
+            <w:color w:val="0000EE"/>
+            <w:u w:val="single"/>
+          </w:rPr>
+          <w:t>1:10–11</w:t>
+        </w:r>
+      </w:hyperlink>
+      <w:r>
+        <w:rPr>
+          <w:lang w:val="en_US" w:bidi="en_US"/>
+        </w:rPr>
+        <w:t xml:space="preserve">, </w:t>
+      </w:r>
+      <w:hyperlink r:id="rId61">
+        <w:r>
+          <w:rPr>
+            <w:lang w:val="en_US" w:bidi="en_US"/>
+          </w:rPr>
+          <w:rPr>
+            <w:color w:val="0000EE"/>
+            <w:u w:val="single"/>
+          </w:rPr>
+          <w:t>13</w:t>
+        </w:r>
+      </w:hyperlink>
+      <w:r>
+        <w:rPr>
+          <w:lang w:val="en_US" w:bidi="en_US"/>
+        </w:rPr>
+        <w:t xml:space="preserve">, </w:t>
+      </w:r>
+      <w:hyperlink r:id="rId44">
+        <w:r>
+          <w:rPr>
+            <w:lang w:val="en_US" w:bidi="en_US"/>
+          </w:rPr>
+          <w:rPr>
+            <w:color w:val="0000EE"/>
+            <w:u w:val="single"/>
+          </w:rPr>
+          <w:t>18</w:t>
+        </w:r>
+      </w:hyperlink>
+      <w:r>
+        <w:rPr>
+          <w:lang w:val="en_US" w:bidi="en_US"/>
+        </w:rPr>
+        <w:t xml:space="preserve">; </w:t>
+      </w:r>
+      <w:hyperlink r:id="rId62">
+        <w:r>
+          <w:rPr>
+            <w:lang w:val="en_US" w:bidi="en_US"/>
+          </w:rPr>
+          <w:rPr>
+            <w:color w:val="0000EE"/>
+            <w:u w:val="single"/>
+          </w:rPr>
+          <w:t>3:3</w:t>
+        </w:r>
+      </w:hyperlink>
+      <w:r>
+        <w:rPr>
+          <w:lang w:val="en_US" w:bidi="en_US"/>
+        </w:rPr>
+        <w:t xml:space="preserve">). </w:t>
+      </w:r>
+    </w:p>
+    <w:p>
+      <w:pPr/>
+      <w:r>
+        <w:rPr>
+          <w:lang w:val="en_US" w:bidi="en_US"/>
+        </w:rPr>
+      </w:r>
+      <w:r>
+        <w:rPr>
+          <w:lang w:val="en_US" w:bidi="en_US"/>
+        </w:rPr>
+        <w:t>God may remove the punishment that sinners deserve if they truly repent, or turn away from sin and return to him (</w:t>
+      </w:r>
+      <w:hyperlink r:id="rId26">
+        <w:r>
+          <w:rPr>
+            <w:lang w:val="en_US" w:bidi="en_US"/>
+          </w:rPr>
+          <w:rPr>
+            <w:color w:val="0000EE"/>
+            <w:u w:val="single"/>
+          </w:rPr>
+          <w:t>2:1–3</w:t>
+        </w:r>
+      </w:hyperlink>
+      <w:r>
+        <w:rPr>
+          <w:lang w:val="en_US" w:bidi="en_US"/>
+        </w:rPr>
+        <w:t>). But they must live with righteousness, humility, faith, and truth (</w:t>
+      </w:r>
+      <w:hyperlink r:id="rId47">
+        <w:r>
+          <w:rPr>
+            <w:lang w:val="en_US" w:bidi="en_US"/>
+          </w:rPr>
+          <w:rPr>
+            <w:color w:val="0000EE"/>
+            <w:u w:val="single"/>
+          </w:rPr>
+          <w:t>3:12–13</w:t>
+        </w:r>
+      </w:hyperlink>
+      <w:r>
+        <w:rPr>
+          <w:lang w:val="en_US" w:bidi="en_US"/>
+        </w:rPr>
+        <w:t xml:space="preserve">). </w:t>
+      </w:r>
+    </w:p>
+    <w:p>
+      <w:pPr/>
+      <w:r>
+        <w:rPr>
+          <w:lang w:val="en_US" w:bidi="en_US"/>
+        </w:rPr>
+      </w:r>
+      <w:r>
+        <w:rPr>
+          <w:lang w:val="en_US" w:bidi="en_US"/>
+        </w:rPr>
+        <w:t>God will gather and purify a humble and faithful remnant, a small group of people who remain loyal to him (</w:t>
+      </w:r>
+      <w:hyperlink r:id="rId63">
+        <w:r>
+          <w:rPr>
+            <w:lang w:val="en_US" w:bidi="en_US"/>
+          </w:rPr>
+          <w:rPr>
+            <w:color w:val="0000EE"/>
+            <w:u w:val="single"/>
+          </w:rPr>
+          <w:t>3:9–10</w:t>
+        </w:r>
+      </w:hyperlink>
+      <w:r>
+        <w:rPr>
+          <w:lang w:val="en_US" w:bidi="en_US"/>
+        </w:rPr>
+        <w:t>). He will bring them back to their land (</w:t>
+      </w:r>
+      <w:hyperlink r:id="rId64">
+        <w:r>
+          <w:rPr>
+            <w:lang w:val="en_US" w:bidi="en_US"/>
+          </w:rPr>
+          <w:rPr>
+            <w:color w:val="0000EE"/>
+            <w:u w:val="single"/>
+          </w:rPr>
+          <w:t>3:20</w:t>
+        </w:r>
+      </w:hyperlink>
+      <w:r>
+        <w:rPr>
+          <w:lang w:val="en_US" w:bidi="en_US"/>
+        </w:rPr>
+        <w:t>) and give them victory over their enemies (</w:t>
+      </w:r>
+      <w:hyperlink r:id="rId65">
+        <w:r>
+          <w:rPr>
+            <w:lang w:val="en_US" w:bidi="en_US"/>
+          </w:rPr>
+          <w:rPr>
+            <w:color w:val="0000EE"/>
+            <w:u w:val="single"/>
+          </w:rPr>
+          <w:t>2:7</w:t>
+        </w:r>
+      </w:hyperlink>
+      <w:r>
+        <w:rPr>
+          <w:lang w:val="en_US" w:bidi="en_US"/>
+        </w:rPr>
+        <w:t xml:space="preserve">, </w:t>
+      </w:r>
+      <w:hyperlink r:id="rId66">
+        <w:r>
+          <w:rPr>
+            <w:lang w:val="en_US" w:bidi="en_US"/>
+          </w:rPr>
+          <w:rPr>
+            <w:color w:val="0000EE"/>
+            <w:u w:val="single"/>
+          </w:rPr>
+          <w:t>9</w:t>
+        </w:r>
+      </w:hyperlink>
+      <w:r>
+        <w:rPr>
+          <w:lang w:val="en_US" w:bidi="en_US"/>
+        </w:rPr>
+        <w:t>). Jerusalem will be a joyful place (</w:t>
+      </w:r>
+      <w:hyperlink r:id="rId42">
+        <w:r>
+          <w:rPr>
+            <w:lang w:val="en_US" w:bidi="en_US"/>
+          </w:rPr>
+          <w:rPr>
+            <w:color w:val="0000EE"/>
+            <w:u w:val="single"/>
+          </w:rPr>
+          <w:t>3:11</w:t>
+        </w:r>
+      </w:hyperlink>
+      <w:r>
+        <w:rPr>
+          <w:lang w:val="en_US" w:bidi="en_US"/>
+        </w:rPr>
+        <w:t xml:space="preserve">, </w:t>
+      </w:r>
+      <w:hyperlink r:id="rId67">
+        <w:r>
+          <w:rPr>
+            <w:lang w:val="en_US" w:bidi="en_US"/>
+          </w:rPr>
+          <w:rPr>
+            <w:color w:val="0000EE"/>
+            <w:u w:val="single"/>
+          </w:rPr>
+          <w:t>18</w:t>
+        </w:r>
+      </w:hyperlink>
+      <w:r>
+        <w:rPr>
+          <w:lang w:val="en_US" w:bidi="en_US"/>
+        </w:rPr>
+        <w:t>) because God will save and bless his people (</w:t>
+      </w:r>
+      <w:hyperlink r:id="rId68">
+        <w:r>
+          <w:rPr>
+            <w:lang w:val="en_US" w:bidi="en_US"/>
+          </w:rPr>
+          <w:rPr>
+            <w:color w:val="0000EE"/>
+            <w:u w:val="single"/>
+          </w:rPr>
+          <w:t>3:14–20</w:t>
+        </w:r>
+      </w:hyperlink>
+      <w:r>
+        <w:rPr>
+          <w:lang w:val="en_US" w:bidi="en_US"/>
+        </w:rPr>
+        <w:t>).</w:t>
+      </w:r>
+    </w:p>
+    <w:p>
+      <w:pPr/>
+      <w:r>
+        <w:rPr>
+          <w:lang w:val="en_US" w:bidi="en_US"/>
+        </w:rPr>
+      </w:r>
+      <w:r>
+        <w:rPr>
+          <w:lang w:val="en_US" w:bidi="en_US"/>
+        </w:rPr>
+        <w:t>The New Testament also teaches that each person is responsible for sin (</w:t>
       </w:r>
       <w:hyperlink r:id="rId69">
         <w:r>
@@ -2085,7 +2282,7 @@
             <w:color w:val="0000EE"/>
             <w:u w:val="single"/>
           </w:rPr>
-          <w:t>Rom 2:5–6</w:t>
+          <w:t>Romans 2:5–6</w:t>
         </w:r>
       </w:hyperlink>
       <w:r>
@@ -2103,7 +2300,7 @@
             <w:color w:val="0000EE"/>
             <w:u w:val="single"/>
           </w:rPr>
-          <w:t>2 Cor 5:10</w:t>
+          <w:t>2 Corinthians 5:10</w:t>
         </w:r>
       </w:hyperlink>
       <w:r>
@@ -2121,7 +2318,7 @@
             <w:color w:val="0000EE"/>
             <w:u w:val="single"/>
           </w:rPr>
-          <w:t>Rev 6:17</w:t>
+          <w:t>Revelation 6:17</w:t>
         </w:r>
       </w:hyperlink>
       <w:r>
@@ -2146,7 +2343,7 @@
         <w:rPr>
           <w:lang w:val="en_US" w:bidi="en_US"/>
         </w:rPr>
-        <w:t>). It remains true that God’s rich grace is available to those of humble heart (</w:t>
+        <w:t>). God still gives his abundant grace, or undeserved kindness, to humble people (</w:t>
       </w:r>
       <w:hyperlink r:id="rId73">
         <w:r>
@@ -2157,14 +2354,14 @@
             <w:color w:val="0000EE"/>
             <w:u w:val="single"/>
           </w:rPr>
-          <w:t>1 Pet 5:5–6</w:t>
-        </w:r>
-      </w:hyperlink>
-      <w:r>
-        <w:rPr>
-          <w:lang w:val="en_US" w:bidi="en_US"/>
-        </w:rPr>
-        <w:t>) so that they may find forgiveness of sin (</w:t>
+          <w:t>1 Peter 5:5–6</w:t>
+        </w:r>
+      </w:hyperlink>
+      <w:r>
+        <w:rPr>
+          <w:lang w:val="en_US" w:bidi="en_US"/>
+        </w:rPr>
+        <w:t>). Through his grace, they can receive forgiveness of sin (</w:t>
       </w:r>
       <w:hyperlink r:id="rId74">
         <w:r>
@@ -2175,14 +2372,14 @@
             <w:color w:val="0000EE"/>
             <w:u w:val="single"/>
           </w:rPr>
-          <w:t>Eph 1:7</w:t>
-        </w:r>
-      </w:hyperlink>
-      <w:r>
-        <w:rPr>
-          <w:lang w:val="en_US" w:bidi="en_US"/>
-        </w:rPr>
-        <w:t>) and the sure hope of everlasting life and blessedness (</w:t>
+          <w:t>Ephesians 1:7</w:t>
+        </w:r>
+      </w:hyperlink>
+      <w:r>
+        <w:rPr>
+          <w:lang w:val="en_US" w:bidi="en_US"/>
+        </w:rPr>
+        <w:t>). They can also have the sure hope of everlasting life and blessing (</w:t>
       </w:r>
       <w:hyperlink r:id="rId75">
         <w:r>
@@ -2211,7 +2408,7 @@
             <w:color w:val="0000EE"/>
             <w:u w:val="single"/>
           </w:rPr>
-          <w:t>Rev 21:1–22:5</w:t>
+          <w:t>Revelation 21:1–22:5</w:t>
         </w:r>
       </w:hyperlink>
       <w:r>

--- a/eng/docx/36.content.docx
+++ b/eng/docx/36.content.docx
@@ -19,7 +19,7 @@
         <w:rPr>
           <w:lang w:val="en_US" w:bidi="en_US"/>
         </w:rPr>
-        <w:t>Resource: Tyndale Open Study Notes</w:t>
+        <w:t>Resource: Aquifer Open Study Notes (Book Intros)</w:t>
       </w:r>
       <w:r>
         <w:rPr>
@@ -112,7 +112,7 @@
         <w:rPr>
           <w:lang w:val="en_US" w:bidi="en_US"/>
         </w:rPr>
-        <w:t>Tyndale Open Study Notes</w:t>
+        <w:t>Aquifer Open Study Notes (Book Intros)</w:t>
       </w:r>
     </w:p>
     <w:p>

--- a/eng/docx/36.content.docx
+++ b/eng/docx/36.content.docx
@@ -257,18 +257,12 @@
         </w:rPr>
         <w:t>” (</w:t>
       </w:r>
-      <w:hyperlink r:id="rId13">
-        <w:r>
-          <w:rPr>
-            <w:lang w:val="en_US" w:bidi="en_US"/>
-          </w:rPr>
-          <w:rPr>
-            <w:color w:val="0000EE"/>
-            <w:u w:val="single"/>
-          </w:rPr>
-          <w:t>Zephaniah 1:14–15</w:t>
-        </w:r>
-      </w:hyperlink>
+      <w:r>
+        <w:rPr>
+          <w:lang w:val="en_US" w:bidi="en_US"/>
+        </w:rPr>
+        <w:t>Zephaniah 1:14–15</w:t>
+      </w:r>
       <w:r>
         <w:rPr>
           <w:lang w:val="en_US" w:bidi="en_US"/>
@@ -314,72 +308,48 @@
         </w:rPr>
         <w:t>Josiah was only eight years old when he became king of Judah. He ruled for many years, from 640 to 609 BC. He was a righteous king. In the eighteenth year of his rule, workers were repairing the temple. During the repairs, a scroll of the Book of the Law was found (</w:t>
       </w:r>
-      <w:hyperlink r:id="rId14">
-        <w:r>
-          <w:rPr>
-            <w:lang w:val="en_US" w:bidi="en_US"/>
-          </w:rPr>
-          <w:rPr>
-            <w:color w:val="0000EE"/>
-            <w:u w:val="single"/>
-          </w:rPr>
-          <w:t>2 Kings 22:8</w:t>
-        </w:r>
-      </w:hyperlink>
+      <w:r>
+        <w:rPr>
+          <w:lang w:val="en_US" w:bidi="en_US"/>
+        </w:rPr>
+        <w:t>2 Kings 22:8</w:t>
+      </w:r>
       <w:r>
         <w:rPr>
           <w:lang w:val="en_US" w:bidi="en_US"/>
         </w:rPr>
         <w:t xml:space="preserve">; </w:t>
       </w:r>
-      <w:hyperlink r:id="rId15">
-        <w:r>
-          <w:rPr>
-            <w:lang w:val="en_US" w:bidi="en_US"/>
-          </w:rPr>
-          <w:rPr>
-            <w:color w:val="0000EE"/>
-            <w:u w:val="single"/>
-          </w:rPr>
-          <w:t>2 Chronicles 34:14–15</w:t>
-        </w:r>
-      </w:hyperlink>
+      <w:r>
+        <w:rPr>
+          <w:lang w:val="en_US" w:bidi="en_US"/>
+        </w:rPr>
+        <w:t>2 Chronicles 34:14–15</w:t>
+      </w:r>
       <w:r>
         <w:rPr>
           <w:lang w:val="en_US" w:bidi="en_US"/>
         </w:rPr>
         <w:t>). After Josiah heard the law read to him, he led the people to return to God. He renewed their worship and brought back the religious practices God had commanded (</w:t>
       </w:r>
-      <w:hyperlink r:id="rId16">
-        <w:r>
-          <w:rPr>
-            <w:lang w:val="en_US" w:bidi="en_US"/>
-          </w:rPr>
-          <w:rPr>
-            <w:color w:val="0000EE"/>
-            <w:u w:val="single"/>
-          </w:rPr>
-          <w:t>2 Kings 23:1–25</w:t>
-        </w:r>
-      </w:hyperlink>
+      <w:r>
+        <w:rPr>
+          <w:lang w:val="en_US" w:bidi="en_US"/>
+        </w:rPr>
+        <w:t>2 Kings 23:1–25</w:t>
+      </w:r>
       <w:r>
         <w:rPr>
           <w:lang w:val="en_US" w:bidi="en_US"/>
         </w:rPr>
         <w:t xml:space="preserve">; </w:t>
       </w:r>
-      <w:hyperlink r:id="rId17">
-        <w:r>
-          <w:rPr>
-            <w:lang w:val="en_US" w:bidi="en_US"/>
-          </w:rPr>
-          <w:rPr>
-            <w:color w:val="0000EE"/>
-            <w:u w:val="single"/>
-          </w:rPr>
-          <w:t>2 Chronicles 34:29–35:19</w:t>
-        </w:r>
-      </w:hyperlink>
+      <w:r>
+        <w:rPr>
+          <w:lang w:val="en_US" w:bidi="en_US"/>
+        </w:rPr>
+        <w:t>2 Chronicles 34:29–35:19</w:t>
+      </w:r>
       <w:r>
         <w:rPr>
           <w:lang w:val="en_US" w:bidi="en_US"/>
@@ -400,54 +370,36 @@
         </w:rPr>
         <w:t>Before this important event, most of the kingdom of Judah worshiped idols, as Manasseh and Amon had done. The people of Judah turned away from God so strongly that it finally led to their ruin (</w:t>
       </w:r>
-      <w:hyperlink r:id="rId18">
-        <w:r>
-          <w:rPr>
-            <w:lang w:val="en_US" w:bidi="en_US"/>
-          </w:rPr>
-          <w:rPr>
-            <w:color w:val="0000EE"/>
-            <w:u w:val="single"/>
-          </w:rPr>
-          <w:t>2 Kings 21:10–25</w:t>
-        </w:r>
-      </w:hyperlink>
+      <w:r>
+        <w:rPr>
+          <w:lang w:val="en_US" w:bidi="en_US"/>
+        </w:rPr>
+        <w:t>2 Kings 21:10–25</w:t>
+      </w:r>
       <w:r>
         <w:rPr>
           <w:lang w:val="en_US" w:bidi="en_US"/>
         </w:rPr>
         <w:t xml:space="preserve">; </w:t>
       </w:r>
-      <w:hyperlink r:id="rId19">
-        <w:r>
-          <w:rPr>
-            <w:lang w:val="en_US" w:bidi="en_US"/>
-          </w:rPr>
-          <w:rPr>
-            <w:color w:val="0000EE"/>
-            <w:u w:val="single"/>
-          </w:rPr>
-          <w:t>2 Chronicles 33:17</w:t>
-        </w:r>
-      </w:hyperlink>
+      <w:r>
+        <w:rPr>
+          <w:lang w:val="en_US" w:bidi="en_US"/>
+        </w:rPr>
+        <w:t>2 Chronicles 33:17</w:t>
+      </w:r>
       <w:r>
         <w:rPr>
           <w:lang w:val="en_US" w:bidi="en_US"/>
         </w:rPr>
         <w:t xml:space="preserve">, </w:t>
       </w:r>
-      <w:hyperlink r:id="rId20">
-        <w:r>
-          <w:rPr>
-            <w:lang w:val="en_US" w:bidi="en_US"/>
-          </w:rPr>
-          <w:rPr>
-            <w:color w:val="0000EE"/>
-            <w:u w:val="single"/>
-          </w:rPr>
-          <w:t>21–24</w:t>
-        </w:r>
-      </w:hyperlink>
+      <w:r>
+        <w:rPr>
+          <w:lang w:val="en_US" w:bidi="en_US"/>
+        </w:rPr>
+        <w:t>21–24</w:t>
+      </w:r>
       <w:r>
         <w:rPr>
           <w:lang w:val="en_US" w:bidi="en_US"/>
@@ -468,54 +420,36 @@
         </w:rPr>
         <w:t>Zephaniah prophesied early in Josiah’s rule. This was after Amon died and before the Book of the Law was found again. At that time, many people did not care about true worship. Leaders treated people unfairly, and many people wanted more wealth (</w:t>
       </w:r>
-      <w:hyperlink r:id="rId21">
-        <w:r>
-          <w:rPr>
-            <w:lang w:val="en_US" w:bidi="en_US"/>
-          </w:rPr>
-          <w:rPr>
-            <w:color w:val="0000EE"/>
-            <w:u w:val="single"/>
-          </w:rPr>
-          <w:t>Zephaniah 1:4–13</w:t>
-        </w:r>
-      </w:hyperlink>
+      <w:r>
+        <w:rPr>
+          <w:lang w:val="en_US" w:bidi="en_US"/>
+        </w:rPr>
+        <w:t>Zephaniah 1:4–13</w:t>
+      </w:r>
       <w:r>
         <w:rPr>
           <w:lang w:val="en_US" w:bidi="en_US"/>
         </w:rPr>
         <w:t xml:space="preserve">; </w:t>
       </w:r>
-      <w:hyperlink r:id="rId22">
-        <w:r>
-          <w:rPr>
-            <w:lang w:val="en_US" w:bidi="en_US"/>
-          </w:rPr>
-          <w:rPr>
-            <w:color w:val="0000EE"/>
-            <w:u w:val="single"/>
-          </w:rPr>
-          <w:t>3:1–4</w:t>
-        </w:r>
-      </w:hyperlink>
+      <w:r>
+        <w:rPr>
+          <w:lang w:val="en_US" w:bidi="en_US"/>
+        </w:rPr>
+        <w:t>3:1–4</w:t>
+      </w:r>
       <w:r>
         <w:rPr>
           <w:lang w:val="en_US" w:bidi="en_US"/>
         </w:rPr>
         <w:t xml:space="preserve">, </w:t>
       </w:r>
-      <w:hyperlink r:id="rId23">
-        <w:r>
-          <w:rPr>
-            <w:lang w:val="en_US" w:bidi="en_US"/>
-          </w:rPr>
-          <w:rPr>
-            <w:color w:val="0000EE"/>
-            <w:u w:val="single"/>
-          </w:rPr>
-          <w:t>7</w:t>
-        </w:r>
-      </w:hyperlink>
+      <w:r>
+        <w:rPr>
+          <w:lang w:val="en_US" w:bidi="en_US"/>
+        </w:rPr>
+        <w:t>7</w:t>
+      </w:r>
       <w:r>
         <w:rPr>
           <w:lang w:val="en_US" w:bidi="en_US"/>
@@ -560,54 +494,36 @@
         </w:rPr>
         <w:t>. This phrase means God’s coming judgment on the sinful world (</w:t>
       </w:r>
-      <w:hyperlink r:id="rId24">
-        <w:r>
-          <w:rPr>
-            <w:lang w:val="en_US" w:bidi="en_US"/>
-          </w:rPr>
-          <w:rPr>
-            <w:color w:val="0000EE"/>
-            <w:u w:val="single"/>
-          </w:rPr>
-          <w:t>1:2–3</w:t>
-        </w:r>
-      </w:hyperlink>
+      <w:r>
+        <w:rPr>
+          <w:lang w:val="en_US" w:bidi="en_US"/>
+        </w:rPr>
+        <w:t>1:2–3</w:t>
+      </w:r>
       <w:r>
         <w:rPr>
           <w:lang w:val="en_US" w:bidi="en_US"/>
         </w:rPr>
         <w:t xml:space="preserve">, </w:t>
       </w:r>
-      <w:hyperlink r:id="rId25">
-        <w:r>
-          <w:rPr>
-            <w:lang w:val="en_US" w:bidi="en_US"/>
-          </w:rPr>
-          <w:rPr>
-            <w:color w:val="0000EE"/>
-            <w:u w:val="single"/>
-          </w:rPr>
-          <w:t>14–18</w:t>
-        </w:r>
-      </w:hyperlink>
+      <w:r>
+        <w:rPr>
+          <w:lang w:val="en_US" w:bidi="en_US"/>
+        </w:rPr>
+        <w:t>14–18</w:t>
+      </w:r>
       <w:r>
         <w:rPr>
           <w:lang w:val="en_US" w:bidi="en_US"/>
         </w:rPr>
         <w:t>). This judgment would include God’s people in Judah and Jerusalem(</w:t>
       </w:r>
-      <w:hyperlink r:id="rId21">
-        <w:r>
-          <w:rPr>
-            <w:lang w:val="en_US" w:bidi="en_US"/>
-          </w:rPr>
-          <w:rPr>
-            <w:color w:val="0000EE"/>
-            <w:u w:val="single"/>
-          </w:rPr>
-          <w:t>1:4–13</w:t>
-        </w:r>
-      </w:hyperlink>
+      <w:r>
+        <w:rPr>
+          <w:lang w:val="en_US" w:bidi="en_US"/>
+        </w:rPr>
+        <w:t>1:4–13</w:t>
+      </w:r>
       <w:r>
         <w:rPr>
           <w:lang w:val="en_US" w:bidi="en_US"/>
@@ -642,18 +558,12 @@
         </w:rPr>
         <w:t>The day of the Lord would come on all wicked people without favoritism. So Zephaniah urged the people of Judah to repent, seek the Lord, and live humbly in a right way (</w:t>
       </w:r>
-      <w:hyperlink r:id="rId26">
-        <w:r>
-          <w:rPr>
-            <w:lang w:val="en_US" w:bidi="en_US"/>
-          </w:rPr>
-          <w:rPr>
-            <w:color w:val="0000EE"/>
-            <w:u w:val="single"/>
-          </w:rPr>
-          <w:t>2:1–3</w:t>
-        </w:r>
-      </w:hyperlink>
+      <w:r>
+        <w:rPr>
+          <w:lang w:val="en_US" w:bidi="en_US"/>
+        </w:rPr>
+        <w:t>2:1–3</w:t>
+      </w:r>
       <w:r>
         <w:rPr>
           <w:lang w:val="en_US" w:bidi="en_US"/>
@@ -674,18 +584,12 @@
         </w:rPr>
         <w:t>The meaning of Zephaniah’s prophecy is clear. The nations near Judah would face terrible judgment. They had sinned against God’s people. They were proud and had rebelled against the Lord (</w:t>
       </w:r>
-      <w:hyperlink r:id="rId27">
-        <w:r>
-          <w:rPr>
-            <w:lang w:val="en_US" w:bidi="en_US"/>
-          </w:rPr>
-          <w:rPr>
-            <w:color w:val="0000EE"/>
-            <w:u w:val="single"/>
-          </w:rPr>
-          <w:t>2:4–15</w:t>
-        </w:r>
-      </w:hyperlink>
+      <w:r>
+        <w:rPr>
+          <w:lang w:val="en_US" w:bidi="en_US"/>
+        </w:rPr>
+        <w:t>2:4–15</w:t>
+      </w:r>
       <w:r>
         <w:rPr>
           <w:lang w:val="en_US" w:bidi="en_US"/>
@@ -706,18 +610,12 @@
         </w:rPr>
         <w:t>But Judah would not escape the Lord’s correction. Its religious and civil leaders knew God’s standards. Even so, they had led the people into deep corruption. The people of Judah also failed to learn from God’s judgment on other nations. Those nations had sinned in the same ways (</w:t>
       </w:r>
-      <w:hyperlink r:id="rId28">
-        <w:r>
-          <w:rPr>
-            <w:lang w:val="en_US" w:bidi="en_US"/>
-          </w:rPr>
-          <w:rPr>
-            <w:color w:val="0000EE"/>
-            <w:u w:val="single"/>
-          </w:rPr>
-          <w:t>3:1–7</w:t>
-        </w:r>
-      </w:hyperlink>
+      <w:r>
+        <w:rPr>
+          <w:lang w:val="en_US" w:bidi="en_US"/>
+        </w:rPr>
+        <w:t>3:1–7</w:t>
+      </w:r>
       <w:r>
         <w:rPr>
           <w:lang w:val="en_US" w:bidi="en_US"/>
@@ -738,54 +636,36 @@
         </w:rPr>
         <w:t>These coming judgments pointed to a future time when God would judge all nations on earth (</w:t>
       </w:r>
-      <w:hyperlink r:id="rId29">
-        <w:r>
-          <w:rPr>
-            <w:lang w:val="en_US" w:bidi="en_US"/>
-          </w:rPr>
-          <w:rPr>
-            <w:color w:val="0000EE"/>
-            <w:u w:val="single"/>
-          </w:rPr>
-          <w:t>3:8</w:t>
-        </w:r>
-      </w:hyperlink>
+      <w:r>
+        <w:rPr>
+          <w:lang w:val="en_US" w:bidi="en_US"/>
+        </w:rPr>
+        <w:t>3:8</w:t>
+      </w:r>
       <w:r>
         <w:rPr>
           <w:lang w:val="en_US" w:bidi="en_US"/>
         </w:rPr>
         <w:t>). But judgment would not be the end. The day of judgment would come so that a day of salvation could follow (</w:t>
       </w:r>
-      <w:hyperlink r:id="rId30">
-        <w:r>
-          <w:rPr>
-            <w:lang w:val="en_US" w:bidi="en_US"/>
-          </w:rPr>
-          <w:rPr>
-            <w:color w:val="0000EE"/>
-            <w:u w:val="single"/>
-          </w:rPr>
-          <w:t>3:9–20</w:t>
-        </w:r>
-      </w:hyperlink>
+      <w:r>
+        <w:rPr>
+          <w:lang w:val="en_US" w:bidi="en_US"/>
+        </w:rPr>
+        <w:t>3:9–20</w:t>
+      </w:r>
       <w:r>
         <w:rPr>
           <w:lang w:val="en_US" w:bidi="en_US"/>
         </w:rPr>
         <w:t>). God promised to restore and bless the faithful people of Israel who remained loyal to him. He also promised blessing for all peoples (</w:t>
       </w:r>
-      <w:hyperlink r:id="rId31">
-        <w:r>
-          <w:rPr>
-            <w:lang w:val="en_US" w:bidi="en_US"/>
-          </w:rPr>
-          <w:rPr>
-            <w:color w:val="0000EE"/>
-            <w:u w:val="single"/>
-          </w:rPr>
-          <w:t>3:9</w:t>
-        </w:r>
-      </w:hyperlink>
+      <w:r>
+        <w:rPr>
+          <w:lang w:val="en_US" w:bidi="en_US"/>
+        </w:rPr>
+        <w:t>3:9</w:t>
+      </w:r>
       <w:r>
         <w:rPr>
           <w:lang w:val="en_US" w:bidi="en_US"/>
@@ -806,36 +686,24 @@
         </w:rPr>
         <w:t>Zephaniah tells about God’s future plan to remove all proud people from the earth. Only those who “trust in the name of the LORD” will remain (</w:t>
       </w:r>
-      <w:hyperlink r:id="rId32">
-        <w:r>
-          <w:rPr>
-            <w:lang w:val="en_US" w:bidi="en_US"/>
-          </w:rPr>
-          <w:rPr>
-            <w:color w:val="0000EE"/>
-            <w:u w:val="single"/>
-          </w:rPr>
-          <w:t>3:12</w:t>
-        </w:r>
-      </w:hyperlink>
+      <w:r>
+        <w:rPr>
+          <w:lang w:val="en_US" w:bidi="en_US"/>
+        </w:rPr>
+        <w:t>3:12</w:t>
+      </w:r>
       <w:r>
         <w:rPr>
           <w:lang w:val="en_US" w:bidi="en_US"/>
         </w:rPr>
         <w:t>). God will gather his scattered people and bring them back to their land. There they will live in righteousness and safety, and they will worship the Lord (</w:t>
       </w:r>
-      <w:hyperlink r:id="rId33">
-        <w:r>
-          <w:rPr>
-            <w:lang w:val="en_US" w:bidi="en_US"/>
-          </w:rPr>
-          <w:rPr>
-            <w:color w:val="0000EE"/>
-            <w:u w:val="single"/>
-          </w:rPr>
-          <w:t>3:9–12</w:t>
-        </w:r>
-      </w:hyperlink>
+      <w:r>
+        <w:rPr>
+          <w:lang w:val="en_US" w:bidi="en_US"/>
+        </w:rPr>
+        <w:t>3:9–12</w:t>
+      </w:r>
       <w:r>
         <w:rPr>
           <w:lang w:val="en_US" w:bidi="en_US"/>
@@ -856,36 +724,24 @@
         </w:rPr>
         <w:t>The “remnant of Israel,” the faithful people of Israel who remain loyal to God, will receive God’s blessings (</w:t>
       </w:r>
-      <w:hyperlink r:id="rId34">
-        <w:r>
-          <w:rPr>
-            <w:lang w:val="en_US" w:bidi="en_US"/>
-          </w:rPr>
-          <w:rPr>
-            <w:color w:val="0000EE"/>
-            <w:u w:val="single"/>
-          </w:rPr>
-          <w:t>3:13–19</w:t>
-        </w:r>
-      </w:hyperlink>
+      <w:r>
+        <w:rPr>
+          <w:lang w:val="en_US" w:bidi="en_US"/>
+        </w:rPr>
+        <w:t>3:13–19</w:t>
+      </w:r>
       <w:r>
         <w:rPr>
           <w:lang w:val="en_US" w:bidi="en_US"/>
         </w:rPr>
         <w:t xml:space="preserve">). They will rejoice in him forever. The judgment and salvation in Zephaniah point forward to God’s final judgment and salvation when Jesus Christ returns (see </w:t>
       </w:r>
-      <w:hyperlink r:id="rId35">
-        <w:r>
-          <w:rPr>
-            <w:lang w:val="en_US" w:bidi="en_US"/>
-          </w:rPr>
-          <w:rPr>
-            <w:color w:val="0000EE"/>
-            <w:u w:val="single"/>
-          </w:rPr>
-          <w:t>Revelation 19:11–22:5</w:t>
-        </w:r>
-      </w:hyperlink>
+      <w:r>
+        <w:rPr>
+          <w:lang w:val="en_US" w:bidi="en_US"/>
+        </w:rPr>
+        <w:t>Revelation 19:11–22:5</w:t>
+      </w:r>
       <w:r>
         <w:rPr>
           <w:lang w:val="en_US" w:bidi="en_US"/>
@@ -917,54 +773,36 @@
         </w:rPr>
         <w:t xml:space="preserve">Little is known about Zephaniah beyond the family line in </w:t>
       </w:r>
-      <w:hyperlink r:id="rId36">
-        <w:r>
-          <w:rPr>
-            <w:lang w:val="en_US" w:bidi="en_US"/>
-          </w:rPr>
-          <w:rPr>
-            <w:color w:val="0000EE"/>
-            <w:u w:val="single"/>
-          </w:rPr>
-          <w:t>1:1</w:t>
-        </w:r>
-      </w:hyperlink>
+      <w:r>
+        <w:rPr>
+          <w:lang w:val="en_US" w:bidi="en_US"/>
+        </w:rPr>
+        <w:t>1:1</w:t>
+      </w:r>
       <w:r>
         <w:rPr>
           <w:lang w:val="en_US" w:bidi="en_US"/>
         </w:rPr>
         <w:t xml:space="preserve">. This verse traces his family line to Hezekiah. This verse traces his family back to Hezekiah. Jewish and Christian teachers have often understood this Hezekiah to be King Hezekiah (see </w:t>
       </w:r>
-      <w:hyperlink r:id="rId37">
-        <w:r>
-          <w:rPr>
-            <w:lang w:val="en_US" w:bidi="en_US"/>
-          </w:rPr>
-          <w:rPr>
-            <w:color w:val="0000EE"/>
-            <w:u w:val="single"/>
-          </w:rPr>
-          <w:t>2 Kings 18:1–20:20</w:t>
-        </w:r>
-      </w:hyperlink>
+      <w:r>
+        <w:rPr>
+          <w:lang w:val="en_US" w:bidi="en_US"/>
+        </w:rPr>
+        <w:t>2 Kings 18:1–20:20</w:t>
+      </w:r>
       <w:r>
         <w:rPr>
           <w:lang w:val="en_US" w:bidi="en_US"/>
         </w:rPr>
         <w:t xml:space="preserve">). If this is correct, Zephaniah came from a royal family. He may also have had a good influence on young King Josiah. The list of four generations in </w:t>
       </w:r>
-      <w:hyperlink r:id="rId36">
-        <w:r>
-          <w:rPr>
-            <w:lang w:val="en_US" w:bidi="en_US"/>
-          </w:rPr>
-          <w:rPr>
-            <w:color w:val="0000EE"/>
-            <w:u w:val="single"/>
-          </w:rPr>
-          <w:t>1:1</w:t>
-        </w:r>
-      </w:hyperlink>
+      <w:r>
+        <w:rPr>
+          <w:lang w:val="en_US" w:bidi="en_US"/>
+        </w:rPr>
+        <w:t>1:1</w:t>
+      </w:r>
       <w:r>
         <w:rPr>
           <w:lang w:val="en_US" w:bidi="en_US"/>
@@ -985,126 +823,84 @@
         </w:rPr>
         <w:t>Zephaniah lived in Jerusalem and knew what was happening there (</w:t>
       </w:r>
-      <w:hyperlink r:id="rId38">
-        <w:r>
-          <w:rPr>
-            <w:lang w:val="en_US" w:bidi="en_US"/>
-          </w:rPr>
-          <w:rPr>
-            <w:color w:val="0000EE"/>
-            <w:u w:val="single"/>
-          </w:rPr>
-          <w:t>Zephaniah 1:10–13</w:t>
-        </w:r>
-      </w:hyperlink>
+      <w:r>
+        <w:rPr>
+          <w:lang w:val="en_US" w:bidi="en_US"/>
+        </w:rPr>
+        <w:t>Zephaniah 1:10–13</w:t>
+      </w:r>
       <w:r>
         <w:rPr>
           <w:lang w:val="en_US" w:bidi="en_US"/>
         </w:rPr>
         <w:t>). He understood spiritual and moral problems clearly. He spoke against the people because they had turned away from God and were living in sin. He especially warned the leaders (</w:t>
       </w:r>
-      <w:hyperlink r:id="rId39">
-        <w:r>
-          <w:rPr>
-            <w:lang w:val="en_US" w:bidi="en_US"/>
-          </w:rPr>
-          <w:rPr>
-            <w:color w:val="0000EE"/>
-            <w:u w:val="single"/>
-          </w:rPr>
-          <w:t>1:4–6</w:t>
-        </w:r>
-      </w:hyperlink>
+      <w:r>
+        <w:rPr>
+          <w:lang w:val="en_US" w:bidi="en_US"/>
+        </w:rPr>
+        <w:t>1:4–6</w:t>
+      </w:r>
       <w:r>
         <w:rPr>
           <w:lang w:val="en_US" w:bidi="en_US"/>
         </w:rPr>
         <w:t xml:space="preserve">, </w:t>
       </w:r>
-      <w:hyperlink r:id="rId40">
-        <w:r>
-          <w:rPr>
-            <w:lang w:val="en_US" w:bidi="en_US"/>
-          </w:rPr>
-          <w:rPr>
-            <w:color w:val="0000EE"/>
-            <w:u w:val="single"/>
-          </w:rPr>
-          <w:t>9</w:t>
-        </w:r>
-      </w:hyperlink>
+      <w:r>
+        <w:rPr>
+          <w:lang w:val="en_US" w:bidi="en_US"/>
+        </w:rPr>
+        <w:t>9</w:t>
+      </w:r>
       <w:r>
         <w:rPr>
           <w:lang w:val="en_US" w:bidi="en_US"/>
         </w:rPr>
         <w:t xml:space="preserve">, </w:t>
       </w:r>
-      <w:hyperlink r:id="rId41">
-        <w:r>
-          <w:rPr>
-            <w:lang w:val="en_US" w:bidi="en_US"/>
-          </w:rPr>
-          <w:rPr>
-            <w:color w:val="0000EE"/>
-            <w:u w:val="single"/>
-          </w:rPr>
-          <w:t>17</w:t>
-        </w:r>
-      </w:hyperlink>
+      <w:r>
+        <w:rPr>
+          <w:lang w:val="en_US" w:bidi="en_US"/>
+        </w:rPr>
+        <w:t>17</w:t>
+      </w:r>
       <w:r>
         <w:rPr>
           <w:lang w:val="en_US" w:bidi="en_US"/>
         </w:rPr>
         <w:t xml:space="preserve">; </w:t>
       </w:r>
-      <w:hyperlink r:id="rId22">
-        <w:r>
-          <w:rPr>
-            <w:lang w:val="en_US" w:bidi="en_US"/>
-          </w:rPr>
-          <w:rPr>
-            <w:color w:val="0000EE"/>
-            <w:u w:val="single"/>
-          </w:rPr>
-          <w:t>3:1–4</w:t>
-        </w:r>
-      </w:hyperlink>
+      <w:r>
+        <w:rPr>
+          <w:lang w:val="en_US" w:bidi="en_US"/>
+        </w:rPr>
+        <w:t>3:1–4</w:t>
+      </w:r>
       <w:r>
         <w:rPr>
           <w:lang w:val="en_US" w:bidi="en_US"/>
         </w:rPr>
         <w:t xml:space="preserve">, </w:t>
       </w:r>
-      <w:hyperlink r:id="rId23">
-        <w:r>
-          <w:rPr>
-            <w:lang w:val="en_US" w:bidi="en_US"/>
-          </w:rPr>
-          <w:rPr>
-            <w:color w:val="0000EE"/>
-            <w:u w:val="single"/>
-          </w:rPr>
-          <w:t>7</w:t>
-        </w:r>
-      </w:hyperlink>
+      <w:r>
+        <w:rPr>
+          <w:lang w:val="en_US" w:bidi="en_US"/>
+        </w:rPr>
+        <w:t>7</w:t>
+      </w:r>
       <w:r>
         <w:rPr>
           <w:lang w:val="en_US" w:bidi="en_US"/>
         </w:rPr>
         <w:t xml:space="preserve">, </w:t>
       </w:r>
-      <w:hyperlink r:id="rId42">
-        <w:r>
-          <w:rPr>
-            <w:lang w:val="en_US" w:bidi="en_US"/>
-          </w:rPr>
-          <w:rPr>
-            <w:color w:val="0000EE"/>
-            <w:u w:val="single"/>
-          </w:rPr>
-          <w:t>11</w:t>
-        </w:r>
-      </w:hyperlink>
+      <w:r>
+        <w:rPr>
+          <w:lang w:val="en_US" w:bidi="en_US"/>
+        </w:rPr>
+        <w:t>11</w:t>
+      </w:r>
       <w:r>
         <w:rPr>
           <w:lang w:val="en_US" w:bidi="en_US"/>
@@ -1125,72 +921,48 @@
         </w:rPr>
         <w:t>Zephaniah also spoke against greed and love of wealth. These sins harmed the poor (</w:t>
       </w:r>
-      <w:hyperlink r:id="rId43">
-        <w:r>
-          <w:rPr>
-            <w:lang w:val="en_US" w:bidi="en_US"/>
-          </w:rPr>
-          <w:rPr>
-            <w:color w:val="0000EE"/>
-            <w:u w:val="single"/>
-          </w:rPr>
-          <w:t>1:8</w:t>
-        </w:r>
-      </w:hyperlink>
+      <w:r>
+        <w:rPr>
+          <w:lang w:val="en_US" w:bidi="en_US"/>
+        </w:rPr>
+        <w:t>1:8</w:t>
+      </w:r>
       <w:r>
         <w:rPr>
           <w:lang w:val="en_US" w:bidi="en_US"/>
         </w:rPr>
         <w:t xml:space="preserve">, </w:t>
       </w:r>
-      <w:hyperlink r:id="rId38">
-        <w:r>
-          <w:rPr>
-            <w:lang w:val="en_US" w:bidi="en_US"/>
-          </w:rPr>
-          <w:rPr>
-            <w:color w:val="0000EE"/>
-            <w:u w:val="single"/>
-          </w:rPr>
-          <w:t>10–13</w:t>
-        </w:r>
-      </w:hyperlink>
+      <w:r>
+        <w:rPr>
+          <w:lang w:val="en_US" w:bidi="en_US"/>
+        </w:rPr>
+        <w:t>10–13</w:t>
+      </w:r>
       <w:r>
         <w:rPr>
           <w:lang w:val="en_US" w:bidi="en_US"/>
         </w:rPr>
         <w:t xml:space="preserve">, </w:t>
       </w:r>
-      <w:hyperlink r:id="rId44">
-        <w:r>
-          <w:rPr>
-            <w:lang w:val="en_US" w:bidi="en_US"/>
-          </w:rPr>
-          <w:rPr>
-            <w:color w:val="0000EE"/>
-            <w:u w:val="single"/>
-          </w:rPr>
-          <w:t>18</w:t>
-        </w:r>
-      </w:hyperlink>
+      <w:r>
+        <w:rPr>
+          <w:lang w:val="en_US" w:bidi="en_US"/>
+        </w:rPr>
+        <w:t>18</w:t>
+      </w:r>
       <w:r>
         <w:rPr>
           <w:lang w:val="en_US" w:bidi="en_US"/>
         </w:rPr>
         <w:t>). He knew what was happening in the nations around Judah. He announced that God would judge those nations for their sins (</w:t>
       </w:r>
-      <w:hyperlink r:id="rId27">
-        <w:r>
-          <w:rPr>
-            <w:lang w:val="en_US" w:bidi="en_US"/>
-          </w:rPr>
-          <w:rPr>
-            <w:color w:val="0000EE"/>
-            <w:u w:val="single"/>
-          </w:rPr>
-          <w:t>2:4–15</w:t>
-        </w:r>
-      </w:hyperlink>
+      <w:r>
+        <w:rPr>
+          <w:lang w:val="en_US" w:bidi="en_US"/>
+        </w:rPr>
+        <w:t>2:4–15</w:t>
+      </w:r>
       <w:r>
         <w:rPr>
           <w:lang w:val="en_US" w:bidi="en_US"/>
@@ -1211,90 +983,60 @@
         </w:rPr>
         <w:t>Above all, Zephaniah cared deeply about the Lord's reputation (</w:t>
       </w:r>
-      <w:hyperlink r:id="rId45">
-        <w:r>
-          <w:rPr>
-            <w:lang w:val="en_US" w:bidi="en_US"/>
-          </w:rPr>
-          <w:rPr>
-            <w:color w:val="0000EE"/>
-            <w:u w:val="single"/>
-          </w:rPr>
-          <w:t>1:6</w:t>
-        </w:r>
-      </w:hyperlink>
+      <w:r>
+        <w:rPr>
+          <w:lang w:val="en_US" w:bidi="en_US"/>
+        </w:rPr>
+        <w:t>1:6</w:t>
+      </w:r>
       <w:r>
         <w:rPr>
           <w:lang w:val="en_US" w:bidi="en_US"/>
         </w:rPr>
         <w:t xml:space="preserve">; </w:t>
       </w:r>
-      <w:hyperlink r:id="rId23">
-        <w:r>
-          <w:rPr>
-            <w:lang w:val="en_US" w:bidi="en_US"/>
-          </w:rPr>
-          <w:rPr>
-            <w:color w:val="0000EE"/>
-            <w:u w:val="single"/>
-          </w:rPr>
-          <w:t>3:7</w:t>
-        </w:r>
-      </w:hyperlink>
+      <w:r>
+        <w:rPr>
+          <w:lang w:val="en_US" w:bidi="en_US"/>
+        </w:rPr>
+        <w:t>3:7</w:t>
+      </w:r>
       <w:r>
         <w:rPr>
           <w:lang w:val="en_US" w:bidi="en_US"/>
         </w:rPr>
         <w:t>). He also cared deeply about all people who humbly trust in God (</w:t>
       </w:r>
-      <w:hyperlink r:id="rId46">
-        <w:r>
-          <w:rPr>
-            <w:lang w:val="en_US" w:bidi="en_US"/>
-          </w:rPr>
-          <w:rPr>
-            <w:color w:val="0000EE"/>
-            <w:u w:val="single"/>
-          </w:rPr>
-          <w:t>2:3</w:t>
-        </w:r>
-      </w:hyperlink>
+      <w:r>
+        <w:rPr>
+          <w:lang w:val="en_US" w:bidi="en_US"/>
+        </w:rPr>
+        <w:t>2:3</w:t>
+      </w:r>
       <w:r>
         <w:rPr>
           <w:lang w:val="en_US" w:bidi="en_US"/>
         </w:rPr>
         <w:t xml:space="preserve">; </w:t>
       </w:r>
-      <w:hyperlink r:id="rId31">
-        <w:r>
-          <w:rPr>
-            <w:lang w:val="en_US" w:bidi="en_US"/>
-          </w:rPr>
-          <w:rPr>
-            <w:color w:val="0000EE"/>
-            <w:u w:val="single"/>
-          </w:rPr>
-          <w:t>3:9</w:t>
-        </w:r>
-      </w:hyperlink>
+      <w:r>
+        <w:rPr>
+          <w:lang w:val="en_US" w:bidi="en_US"/>
+        </w:rPr>
+        <w:t>3:9</w:t>
+      </w:r>
       <w:r>
         <w:rPr>
           <w:lang w:val="en_US" w:bidi="en_US"/>
         </w:rPr>
         <w:t xml:space="preserve">, </w:t>
       </w:r>
-      <w:hyperlink r:id="rId47">
-        <w:r>
-          <w:rPr>
-            <w:lang w:val="en_US" w:bidi="en_US"/>
-          </w:rPr>
-          <w:rPr>
-            <w:color w:val="0000EE"/>
-            <w:u w:val="single"/>
-          </w:rPr>
-          <w:t>12–13</w:t>
-        </w:r>
-      </w:hyperlink>
+      <w:r>
+        <w:rPr>
+          <w:lang w:val="en_US" w:bidi="en_US"/>
+        </w:rPr>
+        <w:t>12–13</w:t>
+      </w:r>
       <w:r>
         <w:rPr>
           <w:lang w:val="en_US" w:bidi="en_US"/>
@@ -1326,18 +1068,12 @@
         </w:rPr>
         <w:t xml:space="preserve">Zephaniah himself said that his prophetic ministry took place during the time of Josiah, who ruled from 640 to 609 BC (see </w:t>
       </w:r>
-      <w:hyperlink r:id="rId36">
-        <w:r>
-          <w:rPr>
-            <w:lang w:val="en_US" w:bidi="en_US"/>
-          </w:rPr>
-          <w:rPr>
-            <w:color w:val="0000EE"/>
-            <w:u w:val="single"/>
-          </w:rPr>
-          <w:t>1:1</w:t>
-        </w:r>
-      </w:hyperlink>
+      <w:r>
+        <w:rPr>
+          <w:lang w:val="en_US" w:bidi="en_US"/>
+        </w:rPr>
+        <w:t>1:1</w:t>
+      </w:r>
       <w:r>
         <w:rPr>
           <w:lang w:val="en_US" w:bidi="en_US"/>
@@ -1358,90 +1094,60 @@
         </w:rPr>
         <w:t>Zephaniah said that Judah still followed false religious practices from Canaanite worship. These practices were common during the time of Manasseh (</w:t>
       </w:r>
-      <w:hyperlink r:id="rId48">
-        <w:r>
-          <w:rPr>
-            <w:lang w:val="en_US" w:bidi="en_US"/>
-          </w:rPr>
-          <w:rPr>
-            <w:color w:val="0000EE"/>
-            <w:u w:val="single"/>
-          </w:rPr>
-          <w:t>1:4–5</w:t>
-        </w:r>
-      </w:hyperlink>
+      <w:r>
+        <w:rPr>
+          <w:lang w:val="en_US" w:bidi="en_US"/>
+        </w:rPr>
+        <w:t>1:4–5</w:t>
+      </w:r>
       <w:r>
         <w:rPr>
           <w:lang w:val="en_US" w:bidi="en_US"/>
         </w:rPr>
         <w:t xml:space="preserve">, </w:t>
       </w:r>
-      <w:hyperlink r:id="rId40">
-        <w:r>
-          <w:rPr>
-            <w:lang w:val="en_US" w:bidi="en_US"/>
-          </w:rPr>
-          <w:rPr>
-            <w:color w:val="0000EE"/>
-            <w:u w:val="single"/>
-          </w:rPr>
-          <w:t>9</w:t>
-        </w:r>
-      </w:hyperlink>
+      <w:r>
+        <w:rPr>
+          <w:lang w:val="en_US" w:bidi="en_US"/>
+        </w:rPr>
+        <w:t>9</w:t>
+      </w:r>
       <w:r>
         <w:rPr>
           <w:lang w:val="en_US" w:bidi="en_US"/>
         </w:rPr>
         <w:t>). Many people did not worship the Lord at all (</w:t>
       </w:r>
-      <w:hyperlink r:id="rId45">
-        <w:r>
-          <w:rPr>
-            <w:lang w:val="en_US" w:bidi="en_US"/>
-          </w:rPr>
-          <w:rPr>
-            <w:color w:val="0000EE"/>
-            <w:u w:val="single"/>
-          </w:rPr>
-          <w:t>1:6</w:t>
-        </w:r>
-      </w:hyperlink>
+      <w:r>
+        <w:rPr>
+          <w:lang w:val="en_US" w:bidi="en_US"/>
+        </w:rPr>
+        <w:t>1:6</w:t>
+      </w:r>
       <w:r>
         <w:rPr>
           <w:lang w:val="en_US" w:bidi="en_US"/>
         </w:rPr>
         <w:t>). Leaders loved to wear the clothing of foreign merchants who had large businesses in Jerusalem (</w:t>
       </w:r>
-      <w:hyperlink r:id="rId43">
-        <w:r>
-          <w:rPr>
-            <w:lang w:val="en_US" w:bidi="en_US"/>
-          </w:rPr>
-          <w:rPr>
-            <w:color w:val="0000EE"/>
-            <w:u w:val="single"/>
-          </w:rPr>
-          <w:t>1:8</w:t>
-        </w:r>
-      </w:hyperlink>
+      <w:r>
+        <w:rPr>
+          <w:lang w:val="en_US" w:bidi="en_US"/>
+        </w:rPr>
+        <w:t>1:8</w:t>
+      </w:r>
       <w:r>
         <w:rPr>
           <w:lang w:val="en_US" w:bidi="en_US"/>
         </w:rPr>
         <w:t xml:space="preserve">; </w:t>
       </w:r>
-      <w:hyperlink r:id="rId49">
-        <w:r>
-          <w:rPr>
-            <w:lang w:val="en_US" w:bidi="en_US"/>
-          </w:rPr>
-          <w:rPr>
-            <w:color w:val="0000EE"/>
-            <w:u w:val="single"/>
-          </w:rPr>
-          <w:t>1:10–11</w:t>
-        </w:r>
-      </w:hyperlink>
+      <w:r>
+        <w:rPr>
+          <w:lang w:val="en_US" w:bidi="en_US"/>
+        </w:rPr>
+        <w:t>1:10–11</w:t>
+      </w:r>
       <w:r>
         <w:rPr>
           <w:lang w:val="en_US" w:bidi="en_US"/>
@@ -1462,108 +1168,72 @@
         </w:rPr>
         <w:t>Judah’s society also had many serious problems. The people faced social and economic injustice (</w:t>
       </w:r>
-      <w:hyperlink r:id="rId50">
-        <w:r>
-          <w:rPr>
-            <w:lang w:val="en_US" w:bidi="en_US"/>
-          </w:rPr>
-          <w:rPr>
-            <w:color w:val="0000EE"/>
-            <w:u w:val="single"/>
-          </w:rPr>
-          <w:t>1:12–13</w:t>
-        </w:r>
-      </w:hyperlink>
+      <w:r>
+        <w:rPr>
+          <w:lang w:val="en_US" w:bidi="en_US"/>
+        </w:rPr>
+        <w:t>1:12–13</w:t>
+      </w:r>
       <w:r>
         <w:rPr>
           <w:lang w:val="en_US" w:bidi="en_US"/>
         </w:rPr>
         <w:t xml:space="preserve">, </w:t>
       </w:r>
-      <w:hyperlink r:id="rId44">
-        <w:r>
-          <w:rPr>
-            <w:lang w:val="en_US" w:bidi="en_US"/>
-          </w:rPr>
-          <w:rPr>
-            <w:color w:val="0000EE"/>
-            <w:u w:val="single"/>
-          </w:rPr>
-          <w:t>18</w:t>
-        </w:r>
-      </w:hyperlink>
+      <w:r>
+        <w:rPr>
+          <w:lang w:val="en_US" w:bidi="en_US"/>
+        </w:rPr>
+        <w:t>18</w:t>
+      </w:r>
       <w:r>
         <w:rPr>
           <w:lang w:val="en_US" w:bidi="en_US"/>
         </w:rPr>
         <w:t>). Their political and religious leaders were corrupt (</w:t>
       </w:r>
-      <w:hyperlink r:id="rId22">
-        <w:r>
-          <w:rPr>
-            <w:lang w:val="en_US" w:bidi="en_US"/>
-          </w:rPr>
-          <w:rPr>
-            <w:color w:val="0000EE"/>
-            <w:u w:val="single"/>
-          </w:rPr>
-          <w:t>3:1–4</w:t>
-        </w:r>
-      </w:hyperlink>
+      <w:r>
+        <w:rPr>
+          <w:lang w:val="en_US" w:bidi="en_US"/>
+        </w:rPr>
+        <w:t>3:1–4</w:t>
+      </w:r>
       <w:r>
         <w:rPr>
           <w:lang w:val="en_US" w:bidi="en_US"/>
         </w:rPr>
         <w:t xml:space="preserve">, </w:t>
       </w:r>
-      <w:hyperlink r:id="rId23">
-        <w:r>
-          <w:rPr>
-            <w:lang w:val="en_US" w:bidi="en_US"/>
-          </w:rPr>
-          <w:rPr>
-            <w:color w:val="0000EE"/>
-            <w:u w:val="single"/>
-          </w:rPr>
-          <w:t>7</w:t>
-        </w:r>
-      </w:hyperlink>
+      <w:r>
+        <w:rPr>
+          <w:lang w:val="en_US" w:bidi="en_US"/>
+        </w:rPr>
+        <w:t>7</w:t>
+      </w:r>
       <w:r>
         <w:rPr>
           <w:lang w:val="en_US" w:bidi="en_US"/>
         </w:rPr>
         <w:t xml:space="preserve">, </w:t>
       </w:r>
-      <w:hyperlink r:id="rId42">
-        <w:r>
-          <w:rPr>
-            <w:lang w:val="en_US" w:bidi="en_US"/>
-          </w:rPr>
-          <w:rPr>
-            <w:color w:val="0000EE"/>
-            <w:u w:val="single"/>
-          </w:rPr>
-          <w:t>11</w:t>
-        </w:r>
-      </w:hyperlink>
+      <w:r>
+        <w:rPr>
+          <w:lang w:val="en_US" w:bidi="en_US"/>
+        </w:rPr>
+        <w:t>11</w:t>
+      </w:r>
       <w:r>
         <w:rPr>
           <w:lang w:val="en_US" w:bidi="en_US"/>
         </w:rPr>
         <w:t>). Josiah’s reforms corrected much of this around 622 BC (</w:t>
       </w:r>
-      <w:hyperlink r:id="rId51">
-        <w:r>
-          <w:rPr>
-            <w:lang w:val="en_US" w:bidi="en_US"/>
-          </w:rPr>
-          <w:rPr>
-            <w:color w:val="0000EE"/>
-            <w:u w:val="single"/>
-          </w:rPr>
-          <w:t>2 Kings 23:4–14</w:t>
-        </w:r>
-      </w:hyperlink>
+      <w:r>
+        <w:rPr>
+          <w:lang w:val="en_US" w:bidi="en_US"/>
+        </w:rPr>
+        <w:t>2 Kings 23:4–14</w:t>
+      </w:r>
       <w:r>
         <w:rPr>
           <w:lang w:val="en_US" w:bidi="en_US"/>
@@ -1595,180 +1265,120 @@
         </w:rPr>
         <w:t>Like Nahum and Habakkuk, who prophesied during the same period, Zephaniah shows that God is the sovereign Lord over human history. This means God rules over all people and nations. God is the judge of all people (</w:t>
       </w:r>
-      <w:hyperlink r:id="rId24">
-        <w:r>
-          <w:rPr>
-            <w:lang w:val="en_US" w:bidi="en_US"/>
-          </w:rPr>
-          <w:rPr>
-            <w:color w:val="0000EE"/>
-            <w:u w:val="single"/>
-          </w:rPr>
-          <w:t>Zephaniah 1:2–3</w:t>
-        </w:r>
-      </w:hyperlink>
+      <w:r>
+        <w:rPr>
+          <w:lang w:val="en_US" w:bidi="en_US"/>
+        </w:rPr>
+        <w:t>Zephaniah 1:2–3</w:t>
+      </w:r>
       <w:r>
         <w:rPr>
           <w:lang w:val="en_US" w:bidi="en_US"/>
         </w:rPr>
         <w:t xml:space="preserve">, </w:t>
       </w:r>
-      <w:hyperlink r:id="rId52">
-        <w:r>
-          <w:rPr>
-            <w:lang w:val="en_US" w:bidi="en_US"/>
-          </w:rPr>
-          <w:rPr>
-            <w:color w:val="0000EE"/>
-            <w:u w:val="single"/>
-          </w:rPr>
-          <w:t>7</w:t>
-        </w:r>
-      </w:hyperlink>
+      <w:r>
+        <w:rPr>
+          <w:lang w:val="en_US" w:bidi="en_US"/>
+        </w:rPr>
+        <w:t>7</w:t>
+      </w:r>
       <w:r>
         <w:rPr>
           <w:lang w:val="en_US" w:bidi="en_US"/>
         </w:rPr>
         <w:t xml:space="preserve">, </w:t>
       </w:r>
-      <w:hyperlink r:id="rId25">
-        <w:r>
-          <w:rPr>
-            <w:lang w:val="en_US" w:bidi="en_US"/>
-          </w:rPr>
-          <w:rPr>
-            <w:color w:val="0000EE"/>
-            <w:u w:val="single"/>
-          </w:rPr>
-          <w:t>14–18</w:t>
-        </w:r>
-      </w:hyperlink>
+      <w:r>
+        <w:rPr>
+          <w:lang w:val="en_US" w:bidi="en_US"/>
+        </w:rPr>
+        <w:t>14–18</w:t>
+      </w:r>
       <w:r>
         <w:rPr>
           <w:lang w:val="en_US" w:bidi="en_US"/>
         </w:rPr>
         <w:t xml:space="preserve">; </w:t>
       </w:r>
-      <w:hyperlink r:id="rId29">
-        <w:r>
-          <w:rPr>
-            <w:lang w:val="en_US" w:bidi="en_US"/>
-          </w:rPr>
-          <w:rPr>
-            <w:color w:val="0000EE"/>
-            <w:u w:val="single"/>
-          </w:rPr>
-          <w:t>3:8</w:t>
-        </w:r>
-      </w:hyperlink>
+      <w:r>
+        <w:rPr>
+          <w:lang w:val="en_US" w:bidi="en_US"/>
+        </w:rPr>
+        <w:t>3:8</w:t>
+      </w:r>
       <w:r>
         <w:rPr>
           <w:lang w:val="en_US" w:bidi="en_US"/>
         </w:rPr>
         <w:t>). He punishes the evil actions of people (</w:t>
       </w:r>
-      <w:hyperlink r:id="rId53">
-        <w:r>
-          <w:rPr>
-            <w:lang w:val="en_US" w:bidi="en_US"/>
-          </w:rPr>
-          <w:rPr>
-            <w:color w:val="0000EE"/>
-            <w:u w:val="single"/>
-          </w:rPr>
-          <w:t>1:8–9</w:t>
-        </w:r>
-      </w:hyperlink>
+      <w:r>
+        <w:rPr>
+          <w:lang w:val="en_US" w:bidi="en_US"/>
+        </w:rPr>
+        <w:t>1:8–9</w:t>
+      </w:r>
       <w:r>
         <w:rPr>
           <w:lang w:val="en_US" w:bidi="en_US"/>
         </w:rPr>
         <w:t xml:space="preserve">, </w:t>
       </w:r>
-      <w:hyperlink r:id="rId41">
-        <w:r>
-          <w:rPr>
-            <w:lang w:val="en_US" w:bidi="en_US"/>
-          </w:rPr>
-          <w:rPr>
-            <w:color w:val="0000EE"/>
-            <w:u w:val="single"/>
-          </w:rPr>
-          <w:t>17</w:t>
-        </w:r>
-      </w:hyperlink>
+      <w:r>
+        <w:rPr>
+          <w:lang w:val="en_US" w:bidi="en_US"/>
+        </w:rPr>
+        <w:t>17</w:t>
+      </w:r>
       <w:r>
         <w:rPr>
           <w:lang w:val="en_US" w:bidi="en_US"/>
         </w:rPr>
         <w:t xml:space="preserve">; </w:t>
       </w:r>
-      <w:hyperlink r:id="rId23">
-        <w:r>
-          <w:rPr>
-            <w:lang w:val="en_US" w:bidi="en_US"/>
-          </w:rPr>
-          <w:rPr>
-            <w:color w:val="0000EE"/>
-            <w:u w:val="single"/>
-          </w:rPr>
-          <w:t>3:7</w:t>
-        </w:r>
-      </w:hyperlink>
+      <w:r>
+        <w:rPr>
+          <w:lang w:val="en_US" w:bidi="en_US"/>
+        </w:rPr>
+        <w:t>3:7</w:t>
+      </w:r>
       <w:r>
         <w:rPr>
           <w:lang w:val="en_US" w:bidi="en_US"/>
         </w:rPr>
         <w:t xml:space="preserve">, </w:t>
       </w:r>
-      <w:hyperlink r:id="rId42">
-        <w:r>
-          <w:rPr>
-            <w:lang w:val="en_US" w:bidi="en_US"/>
-          </w:rPr>
-          <w:rPr>
-            <w:color w:val="0000EE"/>
-            <w:u w:val="single"/>
-          </w:rPr>
-          <w:t>11</w:t>
-        </w:r>
-      </w:hyperlink>
+      <w:r>
+        <w:rPr>
+          <w:lang w:val="en_US" w:bidi="en_US"/>
+        </w:rPr>
+        <w:t>11</w:t>
+      </w:r>
       <w:r>
         <w:rPr>
           <w:lang w:val="en_US" w:bidi="en_US"/>
         </w:rPr>
         <w:t>) and nations (</w:t>
       </w:r>
-      <w:hyperlink r:id="rId27">
-        <w:r>
-          <w:rPr>
-            <w:lang w:val="en_US" w:bidi="en_US"/>
-          </w:rPr>
-          <w:rPr>
-            <w:color w:val="0000EE"/>
-            <w:u w:val="single"/>
-          </w:rPr>
-          <w:t>2:4–15</w:t>
-        </w:r>
-      </w:hyperlink>
+      <w:r>
+        <w:rPr>
+          <w:lang w:val="en_US" w:bidi="en_US"/>
+        </w:rPr>
+        <w:t>2:4–15</w:t>
+      </w:r>
       <w:r>
         <w:rPr>
           <w:lang w:val="en_US" w:bidi="en_US"/>
         </w:rPr>
         <w:t xml:space="preserve">; </w:t>
       </w:r>
-      <w:hyperlink r:id="rId54">
-        <w:r>
-          <w:rPr>
-            <w:lang w:val="en_US" w:bidi="en_US"/>
-          </w:rPr>
-          <w:rPr>
-            <w:color w:val="0000EE"/>
-            <w:u w:val="single"/>
-          </w:rPr>
-          <w:t>3:6</w:t>
-        </w:r>
-      </w:hyperlink>
+      <w:r>
+        <w:rPr>
+          <w:lang w:val="en_US" w:bidi="en_US"/>
+        </w:rPr>
+        <w:t>3:6</w:t>
+      </w:r>
       <w:r>
         <w:rPr>
           <w:lang w:val="en_US" w:bidi="en_US"/>
@@ -1789,54 +1399,36 @@
         </w:rPr>
         <w:t>The day of the Lord will include all nations (</w:t>
       </w:r>
-      <w:hyperlink r:id="rId55">
-        <w:r>
-          <w:rPr>
-            <w:lang w:val="en_US" w:bidi="en_US"/>
-          </w:rPr>
-          <w:rPr>
-            <w:color w:val="0000EE"/>
-            <w:u w:val="single"/>
-          </w:rPr>
-          <w:t>1:2–4</w:t>
-        </w:r>
-      </w:hyperlink>
+      <w:r>
+        <w:rPr>
+          <w:lang w:val="en_US" w:bidi="en_US"/>
+        </w:rPr>
+        <w:t>1:2–4</w:t>
+      </w:r>
       <w:r>
         <w:rPr>
           <w:lang w:val="en_US" w:bidi="en_US"/>
         </w:rPr>
         <w:t xml:space="preserve">; </w:t>
       </w:r>
-      <w:hyperlink r:id="rId27">
-        <w:r>
-          <w:rPr>
-            <w:lang w:val="en_US" w:bidi="en_US"/>
-          </w:rPr>
-          <w:rPr>
-            <w:color w:val="0000EE"/>
-            <w:u w:val="single"/>
-          </w:rPr>
-          <w:t>2:4–15</w:t>
-        </w:r>
-      </w:hyperlink>
+      <w:r>
+        <w:rPr>
+          <w:lang w:val="en_US" w:bidi="en_US"/>
+        </w:rPr>
+        <w:t>2:4–15</w:t>
+      </w:r>
       <w:r>
         <w:rPr>
           <w:lang w:val="en_US" w:bidi="en_US"/>
         </w:rPr>
         <w:t xml:space="preserve">; </w:t>
       </w:r>
-      <w:hyperlink r:id="rId29">
-        <w:r>
-          <w:rPr>
-            <w:lang w:val="en_US" w:bidi="en_US"/>
-          </w:rPr>
-          <w:rPr>
-            <w:color w:val="0000EE"/>
-            <w:u w:val="single"/>
-          </w:rPr>
-          <w:t>3:8</w:t>
-        </w:r>
-      </w:hyperlink>
+      <w:r>
+        <w:rPr>
+          <w:lang w:val="en_US" w:bidi="en_US"/>
+        </w:rPr>
+        <w:t>3:8</w:t>
+      </w:r>
       <w:r>
         <w:rPr>
           <w:lang w:val="en_US" w:bidi="en_US"/>
@@ -1857,108 +1449,72 @@
         </w:rPr>
         <w:t>Zephaniah focuses on the basic problem of human pride (</w:t>
       </w:r>
-      <w:hyperlink r:id="rId56">
-        <w:r>
-          <w:rPr>
-            <w:lang w:val="en_US" w:bidi="en_US"/>
-          </w:rPr>
-          <w:rPr>
-            <w:color w:val="0000EE"/>
-            <w:u w:val="single"/>
-          </w:rPr>
-          <w:t>2:15</w:t>
-        </w:r>
-      </w:hyperlink>
+      <w:r>
+        <w:rPr>
+          <w:lang w:val="en_US" w:bidi="en_US"/>
+        </w:rPr>
+        <w:t>2:15</w:t>
+      </w:r>
       <w:r>
         <w:rPr>
           <w:lang w:val="en_US" w:bidi="en_US"/>
         </w:rPr>
         <w:t>). Pride leads people to turn away from God and do evil (</w:t>
       </w:r>
-      <w:hyperlink r:id="rId57">
-        <w:r>
-          <w:rPr>
-            <w:lang w:val="en_US" w:bidi="en_US"/>
-          </w:rPr>
-          <w:rPr>
-            <w:color w:val="0000EE"/>
-            <w:u w:val="single"/>
-          </w:rPr>
-          <w:t>1:3–6</w:t>
-        </w:r>
-      </w:hyperlink>
+      <w:r>
+        <w:rPr>
+          <w:lang w:val="en_US" w:bidi="en_US"/>
+        </w:rPr>
+        <w:t>1:3–6</w:t>
+      </w:r>
       <w:r>
         <w:rPr>
           <w:lang w:val="en_US" w:bidi="en_US"/>
         </w:rPr>
         <w:t xml:space="preserve">, </w:t>
       </w:r>
-      <w:hyperlink r:id="rId41">
-        <w:r>
-          <w:rPr>
-            <w:lang w:val="en_US" w:bidi="en_US"/>
-          </w:rPr>
-          <w:rPr>
-            <w:color w:val="0000EE"/>
-            <w:u w:val="single"/>
-          </w:rPr>
-          <w:t>17</w:t>
-        </w:r>
-      </w:hyperlink>
+      <w:r>
+        <w:rPr>
+          <w:lang w:val="en_US" w:bidi="en_US"/>
+        </w:rPr>
+        <w:t>17</w:t>
+      </w:r>
       <w:r>
         <w:rPr>
           <w:lang w:val="en_US" w:bidi="en_US"/>
         </w:rPr>
         <w:t xml:space="preserve">; </w:t>
       </w:r>
-      <w:hyperlink r:id="rId58">
-        <w:r>
-          <w:rPr>
-            <w:lang w:val="en_US" w:bidi="en_US"/>
-          </w:rPr>
-          <w:rPr>
-            <w:color w:val="0000EE"/>
-            <w:u w:val="single"/>
-          </w:rPr>
-          <w:t>3:1</w:t>
-        </w:r>
-      </w:hyperlink>
+      <w:r>
+        <w:rPr>
+          <w:lang w:val="en_US" w:bidi="en_US"/>
+        </w:rPr>
+        <w:t>3:1</w:t>
+      </w:r>
       <w:r>
         <w:rPr>
           <w:lang w:val="en_US" w:bidi="en_US"/>
         </w:rPr>
         <w:t xml:space="preserve">, </w:t>
       </w:r>
-      <w:hyperlink r:id="rId59">
-        <w:r>
-          <w:rPr>
-            <w:lang w:val="en_US" w:bidi="en_US"/>
-          </w:rPr>
-          <w:rPr>
-            <w:color w:val="0000EE"/>
-            <w:u w:val="single"/>
-          </w:rPr>
-          <w:t>4</w:t>
-        </w:r>
-      </w:hyperlink>
+      <w:r>
+        <w:rPr>
+          <w:lang w:val="en_US" w:bidi="en_US"/>
+        </w:rPr>
+        <w:t>4</w:t>
+      </w:r>
       <w:r>
         <w:rPr>
           <w:lang w:val="en_US" w:bidi="en_US"/>
         </w:rPr>
         <w:t>). It also leads them to think that God will not act in human life (</w:t>
       </w:r>
-      <w:hyperlink r:id="rId60">
-        <w:r>
-          <w:rPr>
-            <w:lang w:val="en_US" w:bidi="en_US"/>
-          </w:rPr>
-          <w:rPr>
-            <w:color w:val="0000EE"/>
-            <w:u w:val="single"/>
-          </w:rPr>
-          <w:t>1:12</w:t>
-        </w:r>
-      </w:hyperlink>
+      <w:r>
+        <w:rPr>
+          <w:lang w:val="en_US" w:bidi="en_US"/>
+        </w:rPr>
+        <w:t>1:12</w:t>
+      </w:r>
       <w:r>
         <w:rPr>
           <w:lang w:val="en_US" w:bidi="en_US"/>
@@ -1979,90 +1535,60 @@
         </w:rPr>
         <w:t>Because of this, they continue to use violence and lies (</w:t>
       </w:r>
-      <w:hyperlink r:id="rId40">
-        <w:r>
-          <w:rPr>
-            <w:lang w:val="en_US" w:bidi="en_US"/>
-          </w:rPr>
-          <w:rPr>
-            <w:color w:val="0000EE"/>
-            <w:u w:val="single"/>
-          </w:rPr>
-          <w:t>1:9</w:t>
-        </w:r>
-      </w:hyperlink>
+      <w:r>
+        <w:rPr>
+          <w:lang w:val="en_US" w:bidi="en_US"/>
+        </w:rPr>
+        <w:t>1:9</w:t>
+      </w:r>
       <w:r>
         <w:rPr>
           <w:lang w:val="en_US" w:bidi="en_US"/>
         </w:rPr>
         <w:t>). Their greed also harms the people around them (</w:t>
       </w:r>
-      <w:hyperlink r:id="rId49">
-        <w:r>
-          <w:rPr>
-            <w:lang w:val="en_US" w:bidi="en_US"/>
-          </w:rPr>
-          <w:rPr>
-            <w:color w:val="0000EE"/>
-            <w:u w:val="single"/>
-          </w:rPr>
-          <w:t>1:10–11</w:t>
-        </w:r>
-      </w:hyperlink>
+      <w:r>
+        <w:rPr>
+          <w:lang w:val="en_US" w:bidi="en_US"/>
+        </w:rPr>
+        <w:t>1:10–11</w:t>
+      </w:r>
       <w:r>
         <w:rPr>
           <w:lang w:val="en_US" w:bidi="en_US"/>
         </w:rPr>
         <w:t xml:space="preserve">, </w:t>
       </w:r>
-      <w:hyperlink r:id="rId61">
-        <w:r>
-          <w:rPr>
-            <w:lang w:val="en_US" w:bidi="en_US"/>
-          </w:rPr>
-          <w:rPr>
-            <w:color w:val="0000EE"/>
-            <w:u w:val="single"/>
-          </w:rPr>
-          <w:t>13</w:t>
-        </w:r>
-      </w:hyperlink>
+      <w:r>
+        <w:rPr>
+          <w:lang w:val="en_US" w:bidi="en_US"/>
+        </w:rPr>
+        <w:t>13</w:t>
+      </w:r>
       <w:r>
         <w:rPr>
           <w:lang w:val="en_US" w:bidi="en_US"/>
         </w:rPr>
         <w:t xml:space="preserve">, </w:t>
       </w:r>
-      <w:hyperlink r:id="rId44">
-        <w:r>
-          <w:rPr>
-            <w:lang w:val="en_US" w:bidi="en_US"/>
-          </w:rPr>
-          <w:rPr>
-            <w:color w:val="0000EE"/>
-            <w:u w:val="single"/>
-          </w:rPr>
-          <w:t>18</w:t>
-        </w:r>
-      </w:hyperlink>
+      <w:r>
+        <w:rPr>
+          <w:lang w:val="en_US" w:bidi="en_US"/>
+        </w:rPr>
+        <w:t>18</w:t>
+      </w:r>
       <w:r>
         <w:rPr>
           <w:lang w:val="en_US" w:bidi="en_US"/>
         </w:rPr>
         <w:t xml:space="preserve">; </w:t>
       </w:r>
-      <w:hyperlink r:id="rId62">
-        <w:r>
-          <w:rPr>
-            <w:lang w:val="en_US" w:bidi="en_US"/>
-          </w:rPr>
-          <w:rPr>
-            <w:color w:val="0000EE"/>
-            <w:u w:val="single"/>
-          </w:rPr>
-          <w:t>3:3</w:t>
-        </w:r>
-      </w:hyperlink>
+      <w:r>
+        <w:rPr>
+          <w:lang w:val="en_US" w:bidi="en_US"/>
+        </w:rPr>
+        <w:t>3:3</w:t>
+      </w:r>
       <w:r>
         <w:rPr>
           <w:lang w:val="en_US" w:bidi="en_US"/>
@@ -2083,36 +1609,24 @@
         </w:rPr>
         <w:t>God may remove the punishment that sinners deserve if they truly repent, or turn away from sin and return to him (</w:t>
       </w:r>
-      <w:hyperlink r:id="rId26">
-        <w:r>
-          <w:rPr>
-            <w:lang w:val="en_US" w:bidi="en_US"/>
-          </w:rPr>
-          <w:rPr>
-            <w:color w:val="0000EE"/>
-            <w:u w:val="single"/>
-          </w:rPr>
-          <w:t>2:1–3</w:t>
-        </w:r>
-      </w:hyperlink>
+      <w:r>
+        <w:rPr>
+          <w:lang w:val="en_US" w:bidi="en_US"/>
+        </w:rPr>
+        <w:t>2:1–3</w:t>
+      </w:r>
       <w:r>
         <w:rPr>
           <w:lang w:val="en_US" w:bidi="en_US"/>
         </w:rPr>
         <w:t>). But they must live with righteousness, humility, faith, and truth (</w:t>
       </w:r>
-      <w:hyperlink r:id="rId47">
-        <w:r>
-          <w:rPr>
-            <w:lang w:val="en_US" w:bidi="en_US"/>
-          </w:rPr>
-          <w:rPr>
-            <w:color w:val="0000EE"/>
-            <w:u w:val="single"/>
-          </w:rPr>
-          <w:t>3:12–13</w:t>
-        </w:r>
-      </w:hyperlink>
+      <w:r>
+        <w:rPr>
+          <w:lang w:val="en_US" w:bidi="en_US"/>
+        </w:rPr>
+        <w:t>3:12–13</w:t>
+      </w:r>
       <w:r>
         <w:rPr>
           <w:lang w:val="en_US" w:bidi="en_US"/>
@@ -2133,126 +1647,84 @@
         </w:rPr>
         <w:t>God will gather and purify a humble and faithful remnant, a small group of people who remain loyal to him (</w:t>
       </w:r>
-      <w:hyperlink r:id="rId63">
-        <w:r>
-          <w:rPr>
-            <w:lang w:val="en_US" w:bidi="en_US"/>
-          </w:rPr>
-          <w:rPr>
-            <w:color w:val="0000EE"/>
-            <w:u w:val="single"/>
-          </w:rPr>
-          <w:t>3:9–10</w:t>
-        </w:r>
-      </w:hyperlink>
+      <w:r>
+        <w:rPr>
+          <w:lang w:val="en_US" w:bidi="en_US"/>
+        </w:rPr>
+        <w:t>3:9–10</w:t>
+      </w:r>
       <w:r>
         <w:rPr>
           <w:lang w:val="en_US" w:bidi="en_US"/>
         </w:rPr>
         <w:t>). He will bring them back to their land (</w:t>
       </w:r>
-      <w:hyperlink r:id="rId64">
-        <w:r>
-          <w:rPr>
-            <w:lang w:val="en_US" w:bidi="en_US"/>
-          </w:rPr>
-          <w:rPr>
-            <w:color w:val="0000EE"/>
-            <w:u w:val="single"/>
-          </w:rPr>
-          <w:t>3:20</w:t>
-        </w:r>
-      </w:hyperlink>
+      <w:r>
+        <w:rPr>
+          <w:lang w:val="en_US" w:bidi="en_US"/>
+        </w:rPr>
+        <w:t>3:20</w:t>
+      </w:r>
       <w:r>
         <w:rPr>
           <w:lang w:val="en_US" w:bidi="en_US"/>
         </w:rPr>
         <w:t>) and give them victory over their enemies (</w:t>
       </w:r>
-      <w:hyperlink r:id="rId65">
-        <w:r>
-          <w:rPr>
-            <w:lang w:val="en_US" w:bidi="en_US"/>
-          </w:rPr>
-          <w:rPr>
-            <w:color w:val="0000EE"/>
-            <w:u w:val="single"/>
-          </w:rPr>
-          <w:t>2:7</w:t>
-        </w:r>
-      </w:hyperlink>
+      <w:r>
+        <w:rPr>
+          <w:lang w:val="en_US" w:bidi="en_US"/>
+        </w:rPr>
+        <w:t>2:7</w:t>
+      </w:r>
       <w:r>
         <w:rPr>
           <w:lang w:val="en_US" w:bidi="en_US"/>
         </w:rPr>
         <w:t xml:space="preserve">, </w:t>
       </w:r>
-      <w:hyperlink r:id="rId66">
-        <w:r>
-          <w:rPr>
-            <w:lang w:val="en_US" w:bidi="en_US"/>
-          </w:rPr>
-          <w:rPr>
-            <w:color w:val="0000EE"/>
-            <w:u w:val="single"/>
-          </w:rPr>
-          <w:t>9</w:t>
-        </w:r>
-      </w:hyperlink>
+      <w:r>
+        <w:rPr>
+          <w:lang w:val="en_US" w:bidi="en_US"/>
+        </w:rPr>
+        <w:t>9</w:t>
+      </w:r>
       <w:r>
         <w:rPr>
           <w:lang w:val="en_US" w:bidi="en_US"/>
         </w:rPr>
         <w:t>). Jerusalem will be a joyful place (</w:t>
       </w:r>
-      <w:hyperlink r:id="rId42">
-        <w:r>
-          <w:rPr>
-            <w:lang w:val="en_US" w:bidi="en_US"/>
-          </w:rPr>
-          <w:rPr>
-            <w:color w:val="0000EE"/>
-            <w:u w:val="single"/>
-          </w:rPr>
-          <w:t>3:11</w:t>
-        </w:r>
-      </w:hyperlink>
+      <w:r>
+        <w:rPr>
+          <w:lang w:val="en_US" w:bidi="en_US"/>
+        </w:rPr>
+        <w:t>3:11</w:t>
+      </w:r>
       <w:r>
         <w:rPr>
           <w:lang w:val="en_US" w:bidi="en_US"/>
         </w:rPr>
         <w:t xml:space="preserve">, </w:t>
       </w:r>
-      <w:hyperlink r:id="rId67">
-        <w:r>
-          <w:rPr>
-            <w:lang w:val="en_US" w:bidi="en_US"/>
-          </w:rPr>
-          <w:rPr>
-            <w:color w:val="0000EE"/>
-            <w:u w:val="single"/>
-          </w:rPr>
-          <w:t>18</w:t>
-        </w:r>
-      </w:hyperlink>
+      <w:r>
+        <w:rPr>
+          <w:lang w:val="en_US" w:bidi="en_US"/>
+        </w:rPr>
+        <w:t>18</w:t>
+      </w:r>
       <w:r>
         <w:rPr>
           <w:lang w:val="en_US" w:bidi="en_US"/>
         </w:rPr>
         <w:t>) because God will save and bless his people (</w:t>
       </w:r>
-      <w:hyperlink r:id="rId68">
-        <w:r>
-          <w:rPr>
-            <w:lang w:val="en_US" w:bidi="en_US"/>
-          </w:rPr>
-          <w:rPr>
-            <w:color w:val="0000EE"/>
-            <w:u w:val="single"/>
-          </w:rPr>
-          <w:t>3:14–20</w:t>
-        </w:r>
-      </w:hyperlink>
+      <w:r>
+        <w:rPr>
+          <w:lang w:val="en_US" w:bidi="en_US"/>
+        </w:rPr>
+        <w:t>3:14–20</w:t>
+      </w:r>
       <w:r>
         <w:rPr>
           <w:lang w:val="en_US" w:bidi="en_US"/>
@@ -2273,144 +1745,96 @@
         </w:rPr>
         <w:t>The New Testament also teaches that each person is responsible for sin (</w:t>
       </w:r>
-      <w:hyperlink r:id="rId69">
-        <w:r>
-          <w:rPr>
-            <w:lang w:val="en_US" w:bidi="en_US"/>
-          </w:rPr>
-          <w:rPr>
-            <w:color w:val="0000EE"/>
-            <w:u w:val="single"/>
-          </w:rPr>
-          <w:t>Romans 2:5–6</w:t>
-        </w:r>
-      </w:hyperlink>
+      <w:r>
+        <w:rPr>
+          <w:lang w:val="en_US" w:bidi="en_US"/>
+        </w:rPr>
+        <w:t>Romans 2:5–6</w:t>
+      </w:r>
       <w:r>
         <w:rPr>
           <w:lang w:val="en_US" w:bidi="en_US"/>
         </w:rPr>
         <w:t xml:space="preserve">; </w:t>
       </w:r>
-      <w:hyperlink r:id="rId70">
-        <w:r>
-          <w:rPr>
-            <w:lang w:val="en_US" w:bidi="en_US"/>
-          </w:rPr>
-          <w:rPr>
-            <w:color w:val="0000EE"/>
-            <w:u w:val="single"/>
-          </w:rPr>
-          <w:t>2 Corinthians 5:10</w:t>
-        </w:r>
-      </w:hyperlink>
+      <w:r>
+        <w:rPr>
+          <w:lang w:val="en_US" w:bidi="en_US"/>
+        </w:rPr>
+        <w:t>2 Corinthians 5:10</w:t>
+      </w:r>
       <w:r>
         <w:rPr>
           <w:lang w:val="en_US" w:bidi="en_US"/>
         </w:rPr>
         <w:t xml:space="preserve">; </w:t>
       </w:r>
-      <w:hyperlink r:id="rId71">
-        <w:r>
-          <w:rPr>
-            <w:lang w:val="en_US" w:bidi="en_US"/>
-          </w:rPr>
-          <w:rPr>
-            <w:color w:val="0000EE"/>
-            <w:u w:val="single"/>
-          </w:rPr>
-          <w:t>Revelation 6:17</w:t>
-        </w:r>
-      </w:hyperlink>
+      <w:r>
+        <w:rPr>
+          <w:lang w:val="en_US" w:bidi="en_US"/>
+        </w:rPr>
+        <w:t>Revelation 6:17</w:t>
+      </w:r>
       <w:r>
         <w:rPr>
           <w:lang w:val="en_US" w:bidi="en_US"/>
         </w:rPr>
         <w:t xml:space="preserve">; </w:t>
       </w:r>
-      <w:hyperlink r:id="rId72">
-        <w:r>
-          <w:rPr>
-            <w:lang w:val="en_US" w:bidi="en_US"/>
-          </w:rPr>
-          <w:rPr>
-            <w:color w:val="0000EE"/>
-            <w:u w:val="single"/>
-          </w:rPr>
-          <w:t>19:11–21</w:t>
-        </w:r>
-      </w:hyperlink>
+      <w:r>
+        <w:rPr>
+          <w:lang w:val="en_US" w:bidi="en_US"/>
+        </w:rPr>
+        <w:t>19:11–21</w:t>
+      </w:r>
       <w:r>
         <w:rPr>
           <w:lang w:val="en_US" w:bidi="en_US"/>
         </w:rPr>
         <w:t>). God still gives his abundant grace, or undeserved kindness, to humble people (</w:t>
       </w:r>
-      <w:hyperlink r:id="rId73">
-        <w:r>
-          <w:rPr>
-            <w:lang w:val="en_US" w:bidi="en_US"/>
-          </w:rPr>
-          <w:rPr>
-            <w:color w:val="0000EE"/>
-            <w:u w:val="single"/>
-          </w:rPr>
-          <w:t>1 Peter 5:5–6</w:t>
-        </w:r>
-      </w:hyperlink>
+      <w:r>
+        <w:rPr>
+          <w:lang w:val="en_US" w:bidi="en_US"/>
+        </w:rPr>
+        <w:t>1 Peter 5:5–6</w:t>
+      </w:r>
       <w:r>
         <w:rPr>
           <w:lang w:val="en_US" w:bidi="en_US"/>
         </w:rPr>
         <w:t>). Through his grace, they can receive forgiveness of sin (</w:t>
       </w:r>
-      <w:hyperlink r:id="rId74">
-        <w:r>
-          <w:rPr>
-            <w:lang w:val="en_US" w:bidi="en_US"/>
-          </w:rPr>
-          <w:rPr>
-            <w:color w:val="0000EE"/>
-            <w:u w:val="single"/>
-          </w:rPr>
-          <w:t>Ephesians 1:7</w:t>
-        </w:r>
-      </w:hyperlink>
+      <w:r>
+        <w:rPr>
+          <w:lang w:val="en_US" w:bidi="en_US"/>
+        </w:rPr>
+        <w:t>Ephesians 1:7</w:t>
+      </w:r>
       <w:r>
         <w:rPr>
           <w:lang w:val="en_US" w:bidi="en_US"/>
         </w:rPr>
         <w:t>). They can also have the sure hope of everlasting life and blessing (</w:t>
       </w:r>
-      <w:hyperlink r:id="rId75">
-        <w:r>
-          <w:rPr>
-            <w:lang w:val="en_US" w:bidi="en_US"/>
-          </w:rPr>
-          <w:rPr>
-            <w:color w:val="0000EE"/>
-            <w:u w:val="single"/>
-          </w:rPr>
-          <w:t>Titus 3:4–7</w:t>
-        </w:r>
-      </w:hyperlink>
+      <w:r>
+        <w:rPr>
+          <w:lang w:val="en_US" w:bidi="en_US"/>
+        </w:rPr>
+        <w:t>Titus 3:4–7</w:t>
+      </w:r>
       <w:r>
         <w:rPr>
           <w:lang w:val="en_US" w:bidi="en_US"/>
         </w:rPr>
         <w:t xml:space="preserve">; </w:t>
       </w:r>
-      <w:hyperlink r:id="rId76">
-        <w:r>
-          <w:rPr>
-            <w:lang w:val="en_US" w:bidi="en_US"/>
-          </w:rPr>
-          <w:rPr>
-            <w:color w:val="0000EE"/>
-            <w:u w:val="single"/>
-          </w:rPr>
-          <w:t>Revelation 21:1–22:5</w:t>
-        </w:r>
-      </w:hyperlink>
+      <w:r>
+        <w:rPr>
+          <w:lang w:val="en_US" w:bidi="en_US"/>
+        </w:rPr>
+        <w:t>Revelation 21:1–22:5</w:t>
+      </w:r>
       <w:r>
         <w:rPr>
           <w:lang w:val="en_US" w:bidi="en_US"/>
